--- a/MOCKMATE PROJECT REPORT.docx
+++ b/MOCKMATE PROJECT REPORT.docx
@@ -215,6 +215,14 @@
         </w:rPr>
         <w:t>To help users prepare for job interviews</w:t>
       </w:r>
+      <w:r>
+        <w:rPr>
+          <w:rFonts w:ascii="Times New Roman" w:hAnsi="Times New Roman" w:cs="Times New Roman"/>
+          <w:sz w:val="26"/>
+          <w:szCs w:val="26"/>
+        </w:rPr>
+        <w:t>.</w:t>
+      </w:r>
     </w:p>
     <w:p>
       <w:pPr>
@@ -236,6 +244,14 @@
         </w:rPr>
         <w:t>To provide role-based interview questions</w:t>
       </w:r>
+      <w:r>
+        <w:rPr>
+          <w:rFonts w:ascii="Times New Roman" w:hAnsi="Times New Roman" w:cs="Times New Roman"/>
+          <w:sz w:val="26"/>
+          <w:szCs w:val="26"/>
+        </w:rPr>
+        <w:t>.</w:t>
+      </w:r>
     </w:p>
     <w:p>
       <w:pPr>
@@ -257,6 +273,14 @@
         </w:rPr>
         <w:t>To improve user confidence</w:t>
       </w:r>
+      <w:r>
+        <w:rPr>
+          <w:rFonts w:ascii="Times New Roman" w:hAnsi="Times New Roman" w:cs="Times New Roman"/>
+          <w:sz w:val="26"/>
+          <w:szCs w:val="26"/>
+        </w:rPr>
+        <w:t>.</w:t>
+      </w:r>
     </w:p>
     <w:p>
       <w:pPr>
@@ -278,6 +302,14 @@
         </w:rPr>
         <w:t>To give feedback after the interview</w:t>
       </w:r>
+      <w:r>
+        <w:rPr>
+          <w:rFonts w:ascii="Times New Roman" w:hAnsi="Times New Roman" w:cs="Times New Roman"/>
+          <w:sz w:val="26"/>
+          <w:szCs w:val="26"/>
+        </w:rPr>
+        <w:t>.</w:t>
+      </w:r>
     </w:p>
     <w:p>
       <w:pPr>
@@ -298,6 +330,14 @@
           <w:szCs w:val="26"/>
         </w:rPr>
         <w:t>To make interview practice simple and online</w:t>
+      </w:r>
+      <w:r>
+        <w:rPr>
+          <w:rFonts w:ascii="Times New Roman" w:hAnsi="Times New Roman" w:cs="Times New Roman"/>
+          <w:sz w:val="26"/>
+          <w:szCs w:val="26"/>
+        </w:rPr>
+        <w:t>.</w:t>
       </w:r>
     </w:p>
     <w:p>
@@ -315,11 +355,31 @@
           <w:sz w:val="40"/>
           <w:szCs w:val="40"/>
         </w:rPr>
-        <w:t>Features of the Website</w:t>
-      </w:r>
-    </w:p>
-    <w:p>
-      <w:pPr>
+        <w:t>Tools used</w:t>
+      </w:r>
+    </w:p>
+    <w:p>
+      <w:pPr>
+        <w:pStyle w:val="ListParagraph"/>
+        <w:numPr>
+          <w:ilvl w:val="0"/>
+          <w:numId w:val="11"/>
+        </w:numPr>
+        <w:rPr>
+          <w:rFonts w:ascii="Times New Roman" w:hAnsi="Times New Roman" w:cs="Times New Roman"/>
+          <w:sz w:val="26"/>
+          <w:szCs w:val="26"/>
+        </w:rPr>
+      </w:pPr>
+      <w:r>
+        <w:rPr>
+          <w:rFonts w:ascii="Times New Roman" w:hAnsi="Times New Roman" w:cs="Times New Roman"/>
+          <w:sz w:val="26"/>
+          <w:szCs w:val="26"/>
+        </w:rPr>
+        <w:t xml:space="preserve">Various </w:t>
+      </w:r>
+      <w:r>
         <w:rPr>
           <w:rFonts w:ascii="Times New Roman" w:hAnsi="Times New Roman" w:cs="Times New Roman"/>
           <w:b/>
@@ -327,7 +387,38 @@
           <w:sz w:val="26"/>
           <w:szCs w:val="26"/>
         </w:rPr>
-      </w:pPr>
+        <w:t>AI-based conversational and research tools</w:t>
+      </w:r>
+      <w:r>
+        <w:rPr>
+          <w:rFonts w:ascii="Times New Roman" w:hAnsi="Times New Roman" w:cs="Times New Roman"/>
+          <w:sz w:val="26"/>
+          <w:szCs w:val="26"/>
+        </w:rPr>
+        <w:t xml:space="preserve"> were used to collect background information, understand the problem domain, and gather supporting study material required for the project.</w:t>
+      </w:r>
+    </w:p>
+    <w:p>
+      <w:pPr>
+        <w:pStyle w:val="ListParagraph"/>
+        <w:numPr>
+          <w:ilvl w:val="0"/>
+          <w:numId w:val="11"/>
+        </w:numPr>
+        <w:rPr>
+          <w:rFonts w:ascii="Times New Roman" w:hAnsi="Times New Roman" w:cs="Times New Roman"/>
+          <w:sz w:val="26"/>
+          <w:szCs w:val="26"/>
+        </w:rPr>
+      </w:pPr>
+      <w:r>
+        <w:rPr>
+          <w:rFonts w:ascii="Times New Roman" w:hAnsi="Times New Roman" w:cs="Times New Roman"/>
+          <w:sz w:val="26"/>
+          <w:szCs w:val="26"/>
+        </w:rPr>
+        <w:t xml:space="preserve">An </w:t>
+      </w:r>
       <w:r>
         <w:rPr>
           <w:rFonts w:ascii="Times New Roman" w:hAnsi="Times New Roman" w:cs="Times New Roman"/>
@@ -336,746 +427,16 @@
           <w:sz w:val="26"/>
           <w:szCs w:val="26"/>
         </w:rPr>
-        <w:t>1 Role Selection</w:t>
-      </w:r>
-    </w:p>
-    <w:p>
-      <w:pPr>
-        <w:rPr>
-          <w:rFonts w:ascii="Times New Roman" w:hAnsi="Times New Roman" w:cs="Times New Roman"/>
-          <w:sz w:val="26"/>
-          <w:szCs w:val="26"/>
-        </w:rPr>
-      </w:pPr>
-      <w:r>
-        <w:rPr>
-          <w:rFonts w:ascii="Times New Roman" w:hAnsi="Times New Roman" w:cs="Times New Roman"/>
-          <w:sz w:val="26"/>
-          <w:szCs w:val="26"/>
-        </w:rPr>
-        <w:t>The user first selects the role they want to prepare for, such as:</w:t>
-      </w:r>
-    </w:p>
-    <w:p>
-      <w:pPr>
-        <w:pStyle w:val="ListParagraph"/>
-        <w:numPr>
-          <w:ilvl w:val="0"/>
-          <w:numId w:val="2"/>
-        </w:numPr>
-        <w:rPr>
-          <w:rFonts w:ascii="Segoe UI" w:hAnsi="Segoe UI" w:cs="Segoe UI"/>
-          <w:color w:val="1E293B"/>
-          <w:sz w:val="27"/>
-          <w:szCs w:val="27"/>
-        </w:rPr>
-      </w:pPr>
-      <w:r>
-        <w:rPr>
-          <w:rFonts w:ascii="Segoe UI" w:hAnsi="Segoe UI" w:cs="Segoe UI"/>
-          <w:color w:val="1E293B"/>
-          <w:sz w:val="27"/>
-          <w:szCs w:val="27"/>
-        </w:rPr>
-        <w:t>System Administrator</w:t>
-      </w:r>
-    </w:p>
-    <w:p>
-      <w:pPr>
-        <w:pStyle w:val="ListParagraph"/>
-        <w:numPr>
-          <w:ilvl w:val="0"/>
-          <w:numId w:val="2"/>
-        </w:numPr>
-        <w:rPr>
-          <w:rFonts w:ascii="Segoe UI" w:hAnsi="Segoe UI" w:cs="Segoe UI"/>
-          <w:color w:val="1E293B"/>
-          <w:sz w:val="27"/>
-          <w:szCs w:val="27"/>
-        </w:rPr>
-      </w:pPr>
-      <w:r>
-        <w:rPr>
-          <w:rFonts w:ascii="Segoe UI" w:hAnsi="Segoe UI" w:cs="Segoe UI"/>
-          <w:color w:val="1E293B"/>
-          <w:sz w:val="27"/>
-          <w:szCs w:val="27"/>
-        </w:rPr>
-        <w:t>Network Engineer</w:t>
-      </w:r>
-    </w:p>
-    <w:p>
-      <w:pPr>
-        <w:pStyle w:val="ListParagraph"/>
-        <w:numPr>
-          <w:ilvl w:val="0"/>
-          <w:numId w:val="2"/>
-        </w:numPr>
-        <w:rPr>
-          <w:rFonts w:ascii="Segoe UI" w:hAnsi="Segoe UI" w:cs="Segoe UI"/>
-          <w:color w:val="1E293B"/>
-          <w:sz w:val="27"/>
-          <w:szCs w:val="27"/>
-        </w:rPr>
-      </w:pPr>
-      <w:r>
-        <w:rPr>
-          <w:rFonts w:ascii="Segoe UI" w:hAnsi="Segoe UI" w:cs="Segoe UI"/>
-          <w:color w:val="1E293B"/>
-          <w:sz w:val="27"/>
-          <w:szCs w:val="27"/>
-        </w:rPr>
-        <w:t>Cloud Architect</w:t>
-      </w:r>
-    </w:p>
-    <w:p>
-      <w:pPr>
-        <w:pStyle w:val="ListParagraph"/>
-        <w:numPr>
-          <w:ilvl w:val="0"/>
-          <w:numId w:val="2"/>
-        </w:numPr>
-        <w:rPr>
-          <w:rFonts w:ascii="Segoe UI" w:hAnsi="Segoe UI" w:cs="Segoe UI"/>
-          <w:color w:val="1E293B"/>
-          <w:sz w:val="27"/>
-          <w:szCs w:val="27"/>
-        </w:rPr>
-      </w:pPr>
-      <w:r>
-        <w:rPr>
-          <w:rFonts w:ascii="Segoe UI" w:hAnsi="Segoe UI" w:cs="Segoe UI"/>
-          <w:color w:val="1E293B"/>
-          <w:sz w:val="27"/>
-          <w:szCs w:val="27"/>
-        </w:rPr>
-        <w:t>Cybersecurity Analyst</w:t>
-      </w:r>
-    </w:p>
-    <w:p>
-      <w:pPr>
-        <w:pStyle w:val="ListParagraph"/>
-        <w:numPr>
-          <w:ilvl w:val="0"/>
-          <w:numId w:val="2"/>
-        </w:numPr>
-        <w:rPr>
-          <w:rFonts w:ascii="Segoe UI" w:hAnsi="Segoe UI" w:cs="Segoe UI"/>
-          <w:color w:val="1E293B"/>
-          <w:sz w:val="27"/>
-          <w:szCs w:val="27"/>
-        </w:rPr>
-      </w:pPr>
-      <w:r>
-        <w:rPr>
-          <w:rFonts w:ascii="Segoe UI" w:hAnsi="Segoe UI" w:cs="Segoe UI"/>
-          <w:color w:val="1E293B"/>
-          <w:sz w:val="27"/>
-          <w:szCs w:val="27"/>
-        </w:rPr>
-        <w:t>DevOps Engineer</w:t>
-      </w:r>
-    </w:p>
-    <w:p>
-      <w:pPr>
-        <w:pStyle w:val="ListParagraph"/>
-        <w:numPr>
-          <w:ilvl w:val="0"/>
-          <w:numId w:val="2"/>
-        </w:numPr>
-        <w:rPr>
-          <w:rFonts w:ascii="Segoe UI" w:hAnsi="Segoe UI" w:cs="Segoe UI"/>
-          <w:color w:val="1E293B"/>
-          <w:sz w:val="27"/>
-          <w:szCs w:val="27"/>
-        </w:rPr>
-      </w:pPr>
-      <w:r>
-        <w:rPr>
-          <w:rFonts w:ascii="Segoe UI" w:hAnsi="Segoe UI" w:cs="Segoe UI"/>
-          <w:color w:val="1E293B"/>
-          <w:sz w:val="27"/>
-          <w:szCs w:val="27"/>
-        </w:rPr>
-        <w:t>Database Administrator</w:t>
-      </w:r>
-    </w:p>
-    <w:p>
-      <w:pPr>
-        <w:pStyle w:val="ListParagraph"/>
-        <w:numPr>
-          <w:ilvl w:val="0"/>
-          <w:numId w:val="2"/>
-        </w:numPr>
-        <w:rPr>
-          <w:rFonts w:ascii="Segoe UI" w:hAnsi="Segoe UI" w:cs="Segoe UI"/>
-          <w:color w:val="1E293B"/>
-          <w:sz w:val="27"/>
-          <w:szCs w:val="27"/>
-        </w:rPr>
-      </w:pPr>
-      <w:r>
-        <w:rPr>
-          <w:rFonts w:ascii="Segoe UI" w:hAnsi="Segoe UI" w:cs="Segoe UI"/>
-          <w:color w:val="1E293B"/>
-          <w:sz w:val="27"/>
-          <w:szCs w:val="27"/>
-        </w:rPr>
-        <w:t>IT Support Specialist</w:t>
-      </w:r>
-    </w:p>
-    <w:p>
-      <w:pPr>
-        <w:pStyle w:val="Heading3"/>
-        <w:numPr>
-          <w:ilvl w:val="0"/>
-          <w:numId w:val="2"/>
-        </w:numPr>
-        <w:pBdr>
-          <w:bottom w:val="single" w:sz="12" w:space="0" w:color="E2E8F0"/>
-        </w:pBdr>
-        <w:rPr>
-          <w:rFonts w:ascii="Segoe UI" w:hAnsi="Segoe UI" w:cs="Segoe UI"/>
-          <w:color w:val="2563EB"/>
-          <w:sz w:val="27"/>
-          <w:szCs w:val="27"/>
-        </w:rPr>
-      </w:pPr>
-      <w:r>
-        <w:rPr>
-          <w:rFonts w:ascii="Segoe UI" w:hAnsi="Segoe UI" w:cs="Segoe UI"/>
-          <w:color w:val="2563EB"/>
-        </w:rPr>
-        <w:t>Software Industries</w:t>
-      </w:r>
-    </w:p>
-    <w:p>
-      <w:pPr>
-        <w:pStyle w:val="ListParagraph"/>
-        <w:numPr>
-          <w:ilvl w:val="0"/>
-          <w:numId w:val="2"/>
-        </w:numPr>
-        <w:rPr>
-          <w:rFonts w:ascii="Segoe UI" w:hAnsi="Segoe UI" w:cs="Segoe UI"/>
-          <w:color w:val="1E293B"/>
-          <w:sz w:val="27"/>
-          <w:szCs w:val="27"/>
-        </w:rPr>
-      </w:pPr>
-      <w:r>
-        <w:rPr>
-          <w:rFonts w:ascii="Segoe UI" w:hAnsi="Segoe UI" w:cs="Segoe UI"/>
-          <w:color w:val="1E293B"/>
-          <w:sz w:val="27"/>
-          <w:szCs w:val="27"/>
-        </w:rPr>
-        <w:t>Frontend Developer</w:t>
-      </w:r>
-    </w:p>
-    <w:p>
-      <w:pPr>
-        <w:pStyle w:val="ListParagraph"/>
-        <w:numPr>
-          <w:ilvl w:val="0"/>
-          <w:numId w:val="2"/>
-        </w:numPr>
-        <w:rPr>
-          <w:rFonts w:ascii="Segoe UI" w:hAnsi="Segoe UI" w:cs="Segoe UI"/>
-          <w:color w:val="1E293B"/>
-          <w:sz w:val="27"/>
-          <w:szCs w:val="27"/>
-        </w:rPr>
-      </w:pPr>
-      <w:r>
-        <w:rPr>
-          <w:rFonts w:ascii="Segoe UI" w:hAnsi="Segoe UI" w:cs="Segoe UI"/>
-          <w:color w:val="1E293B"/>
-          <w:sz w:val="27"/>
-          <w:szCs w:val="27"/>
-        </w:rPr>
-        <w:t>Backend Developer</w:t>
-      </w:r>
-    </w:p>
-    <w:p>
-      <w:pPr>
-        <w:pStyle w:val="ListParagraph"/>
-        <w:numPr>
-          <w:ilvl w:val="0"/>
-          <w:numId w:val="2"/>
-        </w:numPr>
-        <w:rPr>
-          <w:rFonts w:ascii="Segoe UI" w:hAnsi="Segoe UI" w:cs="Segoe UI"/>
-          <w:color w:val="1E293B"/>
-          <w:sz w:val="27"/>
-          <w:szCs w:val="27"/>
-        </w:rPr>
-      </w:pPr>
-      <w:r>
-        <w:rPr>
-          <w:rFonts w:ascii="Segoe UI" w:hAnsi="Segoe UI" w:cs="Segoe UI"/>
-          <w:color w:val="1E293B"/>
-          <w:sz w:val="27"/>
-          <w:szCs w:val="27"/>
-        </w:rPr>
-        <w:t>Full Stack Developer</w:t>
-      </w:r>
-    </w:p>
-    <w:p>
-      <w:pPr>
-        <w:pStyle w:val="ListParagraph"/>
-        <w:numPr>
-          <w:ilvl w:val="0"/>
-          <w:numId w:val="2"/>
-        </w:numPr>
-        <w:rPr>
-          <w:rFonts w:ascii="Segoe UI" w:hAnsi="Segoe UI" w:cs="Segoe UI"/>
-          <w:color w:val="1E293B"/>
-          <w:sz w:val="27"/>
-          <w:szCs w:val="27"/>
-        </w:rPr>
-      </w:pPr>
-      <w:r>
-        <w:rPr>
-          <w:rFonts w:ascii="Segoe UI" w:hAnsi="Segoe UI" w:cs="Segoe UI"/>
-          <w:color w:val="1E293B"/>
-          <w:sz w:val="27"/>
-          <w:szCs w:val="27"/>
-        </w:rPr>
-        <w:t>Mobile App Developer</w:t>
-      </w:r>
-    </w:p>
-    <w:p>
-      <w:pPr>
-        <w:pStyle w:val="ListParagraph"/>
-        <w:numPr>
-          <w:ilvl w:val="0"/>
-          <w:numId w:val="2"/>
-        </w:numPr>
-        <w:rPr>
-          <w:rFonts w:ascii="Segoe UI" w:hAnsi="Segoe UI" w:cs="Segoe UI"/>
-          <w:color w:val="1E293B"/>
-          <w:sz w:val="27"/>
-          <w:szCs w:val="27"/>
-        </w:rPr>
-      </w:pPr>
-      <w:r>
-        <w:rPr>
-          <w:rFonts w:ascii="Segoe UI" w:hAnsi="Segoe UI" w:cs="Segoe UI"/>
-          <w:color w:val="1E293B"/>
-          <w:sz w:val="27"/>
-          <w:szCs w:val="27"/>
-        </w:rPr>
-        <w:t>QA Engineer</w:t>
-      </w:r>
-    </w:p>
-    <w:p>
-      <w:pPr>
-        <w:pStyle w:val="ListParagraph"/>
-        <w:numPr>
-          <w:ilvl w:val="0"/>
-          <w:numId w:val="2"/>
-        </w:numPr>
-        <w:rPr>
-          <w:rFonts w:ascii="Segoe UI" w:hAnsi="Segoe UI" w:cs="Segoe UI"/>
-          <w:color w:val="1E293B"/>
-          <w:sz w:val="27"/>
-          <w:szCs w:val="27"/>
-        </w:rPr>
-      </w:pPr>
-      <w:r>
-        <w:rPr>
-          <w:rFonts w:ascii="Segoe UI" w:hAnsi="Segoe UI" w:cs="Segoe UI"/>
-          <w:color w:val="1E293B"/>
-          <w:sz w:val="27"/>
-          <w:szCs w:val="27"/>
-        </w:rPr>
-        <w:t>Software Architect</w:t>
-      </w:r>
-    </w:p>
-    <w:p>
-      <w:pPr>
-        <w:pStyle w:val="ListParagraph"/>
-        <w:numPr>
-          <w:ilvl w:val="0"/>
-          <w:numId w:val="2"/>
-        </w:numPr>
-        <w:rPr>
-          <w:rFonts w:ascii="Segoe UI" w:hAnsi="Segoe UI" w:cs="Segoe UI"/>
-          <w:color w:val="1E293B"/>
-          <w:sz w:val="27"/>
-          <w:szCs w:val="27"/>
-        </w:rPr>
-      </w:pPr>
-      <w:r>
-        <w:rPr>
-          <w:rFonts w:ascii="Segoe UI" w:hAnsi="Segoe UI" w:cs="Segoe UI"/>
-          <w:color w:val="1E293B"/>
-          <w:sz w:val="27"/>
-          <w:szCs w:val="27"/>
-        </w:rPr>
-        <w:t>Data Scientist</w:t>
-      </w:r>
-    </w:p>
-    <w:p>
-      <w:pPr>
-        <w:pStyle w:val="Heading3"/>
-        <w:numPr>
-          <w:ilvl w:val="0"/>
-          <w:numId w:val="2"/>
-        </w:numPr>
-        <w:pBdr>
-          <w:bottom w:val="single" w:sz="12" w:space="0" w:color="E2E8F0"/>
-        </w:pBdr>
-        <w:rPr>
-          <w:rFonts w:ascii="Segoe UI" w:hAnsi="Segoe UI" w:cs="Segoe UI"/>
-          <w:color w:val="2563EB"/>
-          <w:sz w:val="27"/>
-          <w:szCs w:val="27"/>
-        </w:rPr>
-      </w:pPr>
-      <w:r>
-        <w:rPr>
-          <w:rFonts w:ascii="Segoe UI" w:hAnsi="Segoe UI" w:cs="Segoe UI"/>
-          <w:color w:val="2563EB"/>
-        </w:rPr>
-        <w:t>Non-Tech Industries</w:t>
-      </w:r>
-    </w:p>
-    <w:p>
-      <w:pPr>
-        <w:pStyle w:val="ListParagraph"/>
-        <w:numPr>
-          <w:ilvl w:val="0"/>
-          <w:numId w:val="2"/>
-        </w:numPr>
-        <w:rPr>
-          <w:rFonts w:ascii="Segoe UI" w:hAnsi="Segoe UI" w:cs="Segoe UI"/>
-          <w:color w:val="64748B"/>
-          <w:sz w:val="27"/>
-          <w:szCs w:val="27"/>
-        </w:rPr>
-      </w:pPr>
-      <w:r>
-        <w:rPr>
-          <w:rFonts w:ascii="Segoe UI" w:hAnsi="Segoe UI" w:cs="Segoe UI"/>
-          <w:color w:val="64748B"/>
-          <w:sz w:val="27"/>
-          <w:szCs w:val="27"/>
-        </w:rPr>
-        <w:t>Healthcare</w:t>
-      </w:r>
-    </w:p>
-    <w:p>
-      <w:pPr>
-        <w:pStyle w:val="ListParagraph"/>
-        <w:numPr>
-          <w:ilvl w:val="0"/>
-          <w:numId w:val="2"/>
-        </w:numPr>
-        <w:rPr>
-          <w:rFonts w:ascii="Segoe UI" w:hAnsi="Segoe UI" w:cs="Segoe UI"/>
-          <w:color w:val="64748B"/>
-          <w:sz w:val="27"/>
-          <w:szCs w:val="27"/>
-        </w:rPr>
-      </w:pPr>
-      <w:r>
-        <w:rPr>
-          <w:rFonts w:ascii="Segoe UI" w:hAnsi="Segoe UI" w:cs="Segoe UI"/>
-          <w:color w:val="64748B"/>
-          <w:sz w:val="27"/>
-          <w:szCs w:val="27"/>
-        </w:rPr>
-        <w:t>Manufacturing &amp; Mechanical</w:t>
-      </w:r>
-    </w:p>
-    <w:p>
-      <w:pPr>
-        <w:pStyle w:val="ListParagraph"/>
-        <w:numPr>
-          <w:ilvl w:val="0"/>
-          <w:numId w:val="2"/>
-        </w:numPr>
-        <w:rPr>
-          <w:rFonts w:ascii="Segoe UI" w:hAnsi="Segoe UI" w:cs="Segoe UI"/>
-          <w:color w:val="64748B"/>
-          <w:sz w:val="27"/>
-          <w:szCs w:val="27"/>
-        </w:rPr>
-      </w:pPr>
-      <w:r>
-        <w:rPr>
-          <w:rFonts w:ascii="Segoe UI" w:hAnsi="Segoe UI" w:cs="Segoe UI"/>
-          <w:color w:val="64748B"/>
-          <w:sz w:val="27"/>
-          <w:szCs w:val="27"/>
-        </w:rPr>
-        <w:t>Retail &amp; BFSI</w:t>
-      </w:r>
-    </w:p>
-    <w:p>
-      <w:pPr>
-        <w:pStyle w:val="ListParagraph"/>
-        <w:numPr>
-          <w:ilvl w:val="0"/>
-          <w:numId w:val="2"/>
-        </w:numPr>
-        <w:rPr>
-          <w:rFonts w:ascii="Segoe UI" w:hAnsi="Segoe UI" w:cs="Segoe UI"/>
-          <w:color w:val="64748B"/>
-          <w:sz w:val="27"/>
-          <w:szCs w:val="27"/>
-        </w:rPr>
-      </w:pPr>
-      <w:r>
-        <w:rPr>
-          <w:rFonts w:ascii="Segoe UI" w:hAnsi="Segoe UI" w:cs="Segoe UI"/>
-          <w:color w:val="64748B"/>
-          <w:sz w:val="27"/>
-          <w:szCs w:val="27"/>
-        </w:rPr>
-        <w:t>Education &amp; Architecture</w:t>
-      </w:r>
-    </w:p>
-    <w:p>
-      <w:pPr>
-        <w:pStyle w:val="ListParagraph"/>
-        <w:numPr>
-          <w:ilvl w:val="0"/>
-          <w:numId w:val="2"/>
-        </w:numPr>
-        <w:rPr>
-          <w:rFonts w:ascii="Segoe UI" w:hAnsi="Segoe UI" w:cs="Segoe UI"/>
-          <w:color w:val="1E293B"/>
-          <w:sz w:val="27"/>
-          <w:szCs w:val="27"/>
-        </w:rPr>
-      </w:pPr>
-      <w:r>
-        <w:rPr>
-          <w:rFonts w:ascii="Segoe UI" w:hAnsi="Segoe UI" w:cs="Segoe UI"/>
-          <w:color w:val="1E293B"/>
-          <w:sz w:val="27"/>
-          <w:szCs w:val="27"/>
-        </w:rPr>
-        <w:t>Registered Nurse</w:t>
-      </w:r>
-    </w:p>
-    <w:p>
-      <w:pPr>
-        <w:pStyle w:val="ListParagraph"/>
-        <w:numPr>
-          <w:ilvl w:val="0"/>
-          <w:numId w:val="2"/>
-        </w:numPr>
-        <w:rPr>
-          <w:rFonts w:ascii="Segoe UI" w:hAnsi="Segoe UI" w:cs="Segoe UI"/>
-          <w:color w:val="1E293B"/>
-          <w:sz w:val="27"/>
-          <w:szCs w:val="27"/>
-        </w:rPr>
-      </w:pPr>
-      <w:r>
-        <w:rPr>
-          <w:rFonts w:ascii="Segoe UI" w:hAnsi="Segoe UI" w:cs="Segoe UI"/>
-          <w:color w:val="1E293B"/>
-          <w:sz w:val="27"/>
-          <w:szCs w:val="27"/>
-        </w:rPr>
-        <w:t>Medical Technician</w:t>
-      </w:r>
-    </w:p>
-    <w:p>
-      <w:pPr>
-        <w:pStyle w:val="ListParagraph"/>
-        <w:numPr>
-          <w:ilvl w:val="0"/>
-          <w:numId w:val="2"/>
-        </w:numPr>
-        <w:rPr>
-          <w:rFonts w:ascii="Segoe UI" w:hAnsi="Segoe UI" w:cs="Segoe UI"/>
-          <w:color w:val="1E293B"/>
-          <w:sz w:val="27"/>
-          <w:szCs w:val="27"/>
-        </w:rPr>
-      </w:pPr>
-      <w:r>
-        <w:rPr>
-          <w:rFonts w:ascii="Segoe UI" w:hAnsi="Segoe UI" w:cs="Segoe UI"/>
-          <w:color w:val="1E293B"/>
-          <w:sz w:val="27"/>
-          <w:szCs w:val="27"/>
-        </w:rPr>
-        <w:t>Healthcare Administrator</w:t>
-      </w:r>
-    </w:p>
-    <w:p>
-      <w:pPr>
-        <w:pStyle w:val="ListParagraph"/>
-        <w:numPr>
-          <w:ilvl w:val="0"/>
-          <w:numId w:val="2"/>
-        </w:numPr>
-        <w:rPr>
-          <w:rFonts w:ascii="Segoe UI" w:hAnsi="Segoe UI" w:cs="Segoe UI"/>
-          <w:color w:val="1E293B"/>
-          <w:sz w:val="27"/>
-          <w:szCs w:val="27"/>
-        </w:rPr>
-      </w:pPr>
-      <w:r>
-        <w:rPr>
-          <w:rFonts w:ascii="Segoe UI" w:hAnsi="Segoe UI" w:cs="Segoe UI"/>
-          <w:color w:val="1E293B"/>
-          <w:sz w:val="27"/>
-          <w:szCs w:val="27"/>
-        </w:rPr>
-        <w:t>Mechanical Engineer</w:t>
-      </w:r>
-    </w:p>
-    <w:p>
-      <w:pPr>
-        <w:pStyle w:val="ListParagraph"/>
-        <w:numPr>
-          <w:ilvl w:val="0"/>
-          <w:numId w:val="2"/>
-        </w:numPr>
-        <w:rPr>
-          <w:rFonts w:ascii="Segoe UI" w:hAnsi="Segoe UI" w:cs="Segoe UI"/>
-          <w:color w:val="1E293B"/>
-          <w:sz w:val="27"/>
-          <w:szCs w:val="27"/>
-        </w:rPr>
-      </w:pPr>
-      <w:r>
-        <w:rPr>
-          <w:rFonts w:ascii="Segoe UI" w:hAnsi="Segoe UI" w:cs="Segoe UI"/>
-          <w:color w:val="1E293B"/>
-          <w:sz w:val="27"/>
-          <w:szCs w:val="27"/>
-        </w:rPr>
-        <w:t>Production Manager</w:t>
-      </w:r>
-    </w:p>
-    <w:p>
-      <w:pPr>
-        <w:pStyle w:val="ListParagraph"/>
-        <w:numPr>
-          <w:ilvl w:val="0"/>
-          <w:numId w:val="2"/>
-        </w:numPr>
-        <w:rPr>
-          <w:rFonts w:ascii="Segoe UI" w:hAnsi="Segoe UI" w:cs="Segoe UI"/>
-          <w:color w:val="1E293B"/>
-          <w:sz w:val="27"/>
-          <w:szCs w:val="27"/>
-        </w:rPr>
-      </w:pPr>
-      <w:r>
-        <w:rPr>
-          <w:rFonts w:ascii="Segoe UI" w:hAnsi="Segoe UI" w:cs="Segoe UI"/>
-          <w:color w:val="1E293B"/>
-          <w:sz w:val="27"/>
-          <w:szCs w:val="27"/>
-        </w:rPr>
-        <w:t>Retail Store Manager</w:t>
-      </w:r>
-    </w:p>
-    <w:p>
-      <w:pPr>
-        <w:pStyle w:val="ListParagraph"/>
-        <w:numPr>
-          <w:ilvl w:val="0"/>
-          <w:numId w:val="2"/>
-        </w:numPr>
-        <w:rPr>
-          <w:rFonts w:ascii="Segoe UI" w:hAnsi="Segoe UI" w:cs="Segoe UI"/>
-          <w:color w:val="1E293B"/>
-          <w:sz w:val="27"/>
-          <w:szCs w:val="27"/>
-        </w:rPr>
-      </w:pPr>
-      <w:r>
-        <w:rPr>
-          <w:rFonts w:ascii="Segoe UI" w:hAnsi="Segoe UI" w:cs="Segoe UI"/>
-          <w:color w:val="1E293B"/>
-          <w:sz w:val="27"/>
-          <w:szCs w:val="27"/>
-        </w:rPr>
-        <w:t>Financial Analyst</w:t>
-      </w:r>
-    </w:p>
-    <w:p>
-      <w:pPr>
-        <w:pStyle w:val="ListParagraph"/>
-        <w:numPr>
-          <w:ilvl w:val="0"/>
-          <w:numId w:val="2"/>
-        </w:numPr>
-        <w:rPr>
-          <w:rFonts w:ascii="Segoe UI" w:hAnsi="Segoe UI" w:cs="Segoe UI"/>
-          <w:color w:val="1E293B"/>
-          <w:sz w:val="27"/>
-          <w:szCs w:val="27"/>
-        </w:rPr>
-      </w:pPr>
-      <w:r>
-        <w:rPr>
-          <w:rFonts w:ascii="Segoe UI" w:hAnsi="Segoe UI" w:cs="Segoe UI"/>
-          <w:color w:val="1E293B"/>
-          <w:sz w:val="27"/>
-          <w:szCs w:val="27"/>
-        </w:rPr>
-        <w:t>High School Teacher</w:t>
-      </w:r>
-    </w:p>
-    <w:p>
-      <w:pPr>
-        <w:numPr>
-          <w:ilvl w:val="0"/>
-          <w:numId w:val="2"/>
-        </w:numPr>
-        <w:rPr>
-          <w:rFonts w:ascii="Segoe UI" w:hAnsi="Segoe UI" w:cs="Segoe UI"/>
-          <w:sz w:val="26"/>
-          <w:szCs w:val="26"/>
-        </w:rPr>
-      </w:pPr>
-      <w:r>
-        <w:rPr>
-          <w:rFonts w:ascii="Segoe UI" w:hAnsi="Segoe UI" w:cs="Segoe UI"/>
-          <w:sz w:val="26"/>
-          <w:szCs w:val="26"/>
-        </w:rPr>
-        <w:t>Architect</w:t>
-      </w:r>
-    </w:p>
-    <w:p>
-      <w:pPr>
-        <w:rPr>
-          <w:rFonts w:ascii="Times New Roman" w:hAnsi="Times New Roman" w:cs="Times New Roman"/>
-          <w:sz w:val="26"/>
-          <w:szCs w:val="26"/>
-        </w:rPr>
-      </w:pPr>
-      <w:r>
-        <w:rPr>
-          <w:rFonts w:ascii="Times New Roman" w:hAnsi="Times New Roman" w:cs="Times New Roman"/>
-          <w:sz w:val="26"/>
-          <w:szCs w:val="26"/>
-        </w:rPr>
-        <w:t>This helps in showing relevant questions.</w:t>
-      </w:r>
-    </w:p>
-    <w:p>
-      <w:pPr>
-        <w:rPr>
-          <w:rFonts w:ascii="Times New Roman" w:hAnsi="Times New Roman" w:cs="Times New Roman"/>
-          <w:sz w:val="26"/>
-          <w:szCs w:val="26"/>
-        </w:rPr>
-      </w:pPr>
+        <w:t>online development and testing platform</w:t>
+      </w:r>
+      <w:r>
+        <w:rPr>
+          <w:rFonts w:ascii="Times New Roman" w:hAnsi="Times New Roman" w:cs="Times New Roman"/>
+          <w:sz w:val="26"/>
+          <w:szCs w:val="26"/>
+        </w:rPr>
+        <w:t xml:space="preserve">, along with </w:t>
+      </w:r>
       <w:r>
         <w:rPr>
           <w:rFonts w:ascii="Times New Roman" w:hAnsi="Times New Roman" w:cs="Times New Roman"/>
@@ -1084,98 +445,70 @@
           <w:sz w:val="26"/>
           <w:szCs w:val="26"/>
         </w:rPr>
-        <w:t>2 Interview Questions</w:t>
-      </w:r>
-    </w:p>
-    <w:p>
-      <w:pPr>
-        <w:numPr>
-          <w:ilvl w:val="0"/>
-          <w:numId w:val="3"/>
-        </w:numPr>
-        <w:rPr>
-          <w:rFonts w:ascii="Times New Roman" w:hAnsi="Times New Roman" w:cs="Times New Roman"/>
-          <w:sz w:val="26"/>
-          <w:szCs w:val="26"/>
-        </w:rPr>
-      </w:pPr>
-      <w:r>
-        <w:rPr>
-          <w:rFonts w:ascii="Times New Roman" w:hAnsi="Times New Roman" w:cs="Times New Roman"/>
-          <w:sz w:val="26"/>
-          <w:szCs w:val="26"/>
-        </w:rPr>
-        <w:t>The website asks multiple interview questions</w:t>
-      </w:r>
-    </w:p>
-    <w:p>
-      <w:pPr>
-        <w:numPr>
-          <w:ilvl w:val="0"/>
-          <w:numId w:val="3"/>
-        </w:numPr>
-        <w:rPr>
-          <w:rFonts w:ascii="Times New Roman" w:hAnsi="Times New Roman" w:cs="Times New Roman"/>
-          <w:sz w:val="26"/>
-          <w:szCs w:val="26"/>
-        </w:rPr>
-      </w:pPr>
-      <w:r>
-        <w:rPr>
-          <w:rFonts w:ascii="Times New Roman" w:hAnsi="Times New Roman" w:cs="Times New Roman"/>
-          <w:sz w:val="26"/>
-          <w:szCs w:val="26"/>
-        </w:rPr>
-        <w:t>Users type their answers</w:t>
-      </w:r>
-    </w:p>
-    <w:p>
-      <w:pPr>
-        <w:numPr>
-          <w:ilvl w:val="0"/>
-          <w:numId w:val="3"/>
-        </w:numPr>
-        <w:rPr>
-          <w:rFonts w:ascii="Times New Roman" w:hAnsi="Times New Roman" w:cs="Times New Roman"/>
-          <w:sz w:val="26"/>
-          <w:szCs w:val="26"/>
-        </w:rPr>
-      </w:pPr>
-      <w:r>
-        <w:rPr>
-          <w:rFonts w:ascii="Times New Roman" w:hAnsi="Times New Roman" w:cs="Times New Roman"/>
-          <w:sz w:val="26"/>
-          <w:szCs w:val="26"/>
-        </w:rPr>
-        <w:lastRenderedPageBreak/>
-        <w:t>A timer runs during the interview</w:t>
-      </w:r>
-    </w:p>
-    <w:p>
-      <w:pPr>
-        <w:rPr>
-          <w:rFonts w:ascii="Times New Roman" w:hAnsi="Times New Roman" w:cs="Times New Roman"/>
-          <w:sz w:val="26"/>
-          <w:szCs w:val="26"/>
-        </w:rPr>
-      </w:pPr>
-      <w:r>
-        <w:rPr>
-          <w:rFonts w:ascii="Times New Roman" w:hAnsi="Times New Roman" w:cs="Times New Roman"/>
-          <w:sz w:val="26"/>
-          <w:szCs w:val="26"/>
-        </w:rPr>
-        <w:t>This feels similar to a real interview.</w:t>
-      </w:r>
-    </w:p>
-    <w:p>
-      <w:pPr>
-        <w:rPr>
-          <w:rFonts w:ascii="Times New Roman" w:hAnsi="Times New Roman" w:cs="Times New Roman"/>
-          <w:sz w:val="26"/>
-          <w:szCs w:val="26"/>
-        </w:rPr>
-      </w:pPr>
+        <w:t>AI-assisted prototyping tools</w:t>
+      </w:r>
+      <w:r>
+        <w:rPr>
+          <w:rFonts w:ascii="Times New Roman" w:hAnsi="Times New Roman" w:cs="Times New Roman"/>
+          <w:sz w:val="26"/>
+          <w:szCs w:val="26"/>
+        </w:rPr>
+        <w:t>, was used to design, build, and test multiple versions of the project during the experimentation and validation phase.</w:t>
+      </w:r>
+    </w:p>
+    <w:p>
+      <w:pPr>
+        <w:pStyle w:val="ListParagraph"/>
+        <w:numPr>
+          <w:ilvl w:val="0"/>
+          <w:numId w:val="14"/>
+        </w:numPr>
+        <w:rPr>
+          <w:rFonts w:ascii="Times New Roman" w:hAnsi="Times New Roman" w:cs="Times New Roman"/>
+          <w:sz w:val="26"/>
+          <w:szCs w:val="26"/>
+        </w:rPr>
+      </w:pPr>
+      <w:proofErr w:type="spellStart"/>
+      <w:r>
+        <w:rPr>
+          <w:rFonts w:ascii="Times New Roman" w:hAnsi="Times New Roman" w:cs="Times New Roman"/>
+          <w:sz w:val="26"/>
+          <w:szCs w:val="26"/>
+        </w:rPr>
+        <w:t>Replit</w:t>
+      </w:r>
+      <w:proofErr w:type="spellEnd"/>
+      <w:r>
+        <w:rPr>
+          <w:rFonts w:ascii="Times New Roman" w:hAnsi="Times New Roman" w:cs="Times New Roman"/>
+          <w:sz w:val="26"/>
+          <w:szCs w:val="26"/>
+        </w:rPr>
+        <w:t xml:space="preserve"> &amp; Rocket.AI</w:t>
+      </w:r>
+    </w:p>
+    <w:p>
+      <w:pPr>
+        <w:pStyle w:val="ListParagraph"/>
+        <w:numPr>
+          <w:ilvl w:val="0"/>
+          <w:numId w:val="11"/>
+        </w:numPr>
+        <w:rPr>
+          <w:rFonts w:ascii="Times New Roman" w:hAnsi="Times New Roman" w:cs="Times New Roman"/>
+          <w:sz w:val="26"/>
+          <w:szCs w:val="26"/>
+        </w:rPr>
+      </w:pPr>
+      <w:r>
+        <w:rPr>
+          <w:rFonts w:ascii="Times New Roman" w:hAnsi="Times New Roman" w:cs="Times New Roman"/>
+          <w:sz w:val="26"/>
+          <w:szCs w:val="26"/>
+        </w:rPr>
+        <w:t xml:space="preserve">An </w:t>
+      </w:r>
       <w:r>
         <w:rPr>
           <w:rFonts w:ascii="Times New Roman" w:hAnsi="Times New Roman" w:cs="Times New Roman"/>
@@ -1184,155 +517,89 @@
           <w:sz w:val="26"/>
           <w:szCs w:val="26"/>
         </w:rPr>
-        <w:t>3 Performance Feedback</w:t>
-      </w:r>
-    </w:p>
-    <w:p>
-      <w:pPr>
-        <w:rPr>
-          <w:rFonts w:ascii="Times New Roman" w:hAnsi="Times New Roman" w:cs="Times New Roman"/>
-          <w:sz w:val="26"/>
-          <w:szCs w:val="26"/>
-        </w:rPr>
-      </w:pPr>
-      <w:r>
-        <w:rPr>
-          <w:rFonts w:ascii="Times New Roman" w:hAnsi="Times New Roman" w:cs="Times New Roman"/>
-          <w:sz w:val="26"/>
-          <w:szCs w:val="26"/>
-        </w:rPr>
-        <w:t>After completing the interview:</w:t>
-      </w:r>
-    </w:p>
-    <w:p>
-      <w:pPr>
-        <w:numPr>
-          <w:ilvl w:val="0"/>
-          <w:numId w:val="4"/>
-        </w:numPr>
-        <w:rPr>
-          <w:rFonts w:ascii="Times New Roman" w:hAnsi="Times New Roman" w:cs="Times New Roman"/>
-          <w:sz w:val="26"/>
-          <w:szCs w:val="26"/>
-        </w:rPr>
-      </w:pPr>
-      <w:r>
-        <w:rPr>
-          <w:rFonts w:ascii="Times New Roman" w:hAnsi="Times New Roman" w:cs="Times New Roman"/>
-          <w:sz w:val="26"/>
-          <w:szCs w:val="26"/>
-        </w:rPr>
-        <w:t>The website analy</w:t>
-      </w:r>
-      <w:r>
-        <w:rPr>
-          <w:rFonts w:ascii="Times New Roman" w:hAnsi="Times New Roman" w:cs="Times New Roman"/>
-          <w:sz w:val="26"/>
-          <w:szCs w:val="26"/>
-        </w:rPr>
-        <w:t>si</w:t>
-      </w:r>
-      <w:r>
-        <w:rPr>
-          <w:rFonts w:ascii="Times New Roman" w:hAnsi="Times New Roman" w:cs="Times New Roman"/>
-          <w:sz w:val="26"/>
-          <w:szCs w:val="26"/>
-        </w:rPr>
-        <w:t>s the answers</w:t>
-      </w:r>
-      <w:r>
-        <w:rPr>
-          <w:rFonts w:ascii="Times New Roman" w:hAnsi="Times New Roman" w:cs="Times New Roman"/>
-          <w:sz w:val="26"/>
-          <w:szCs w:val="26"/>
-        </w:rPr>
-        <w:t>.</w:t>
-      </w:r>
-    </w:p>
-    <w:p>
-      <w:pPr>
-        <w:numPr>
-          <w:ilvl w:val="0"/>
-          <w:numId w:val="4"/>
-        </w:numPr>
-        <w:rPr>
-          <w:rFonts w:ascii="Times New Roman" w:hAnsi="Times New Roman" w:cs="Times New Roman"/>
-          <w:sz w:val="26"/>
-          <w:szCs w:val="26"/>
-        </w:rPr>
-      </w:pPr>
-      <w:r>
-        <w:rPr>
-          <w:rFonts w:ascii="Times New Roman" w:hAnsi="Times New Roman" w:cs="Times New Roman"/>
-          <w:sz w:val="26"/>
-          <w:szCs w:val="26"/>
-        </w:rPr>
-        <w:t>Shows strengths and weaknesses</w:t>
-      </w:r>
-      <w:r>
-        <w:rPr>
-          <w:rFonts w:ascii="Times New Roman" w:hAnsi="Times New Roman" w:cs="Times New Roman"/>
-          <w:sz w:val="26"/>
-          <w:szCs w:val="26"/>
-        </w:rPr>
-        <w:t>.</w:t>
-      </w:r>
-    </w:p>
-    <w:p>
-      <w:pPr>
-        <w:numPr>
-          <w:ilvl w:val="0"/>
-          <w:numId w:val="4"/>
-        </w:numPr>
-        <w:rPr>
-          <w:rFonts w:ascii="Times New Roman" w:hAnsi="Times New Roman" w:cs="Times New Roman"/>
-          <w:sz w:val="26"/>
-          <w:szCs w:val="26"/>
-        </w:rPr>
-      </w:pPr>
-      <w:r>
-        <w:rPr>
-          <w:rFonts w:ascii="Times New Roman" w:hAnsi="Times New Roman" w:cs="Times New Roman"/>
-          <w:sz w:val="26"/>
-          <w:szCs w:val="26"/>
-        </w:rPr>
-        <w:t>Gives overall feedback</w:t>
-      </w:r>
-      <w:r>
-        <w:rPr>
-          <w:rFonts w:ascii="Times New Roman" w:hAnsi="Times New Roman" w:cs="Times New Roman"/>
-          <w:sz w:val="26"/>
-          <w:szCs w:val="26"/>
-        </w:rPr>
-        <w:t>.</w:t>
-      </w:r>
-    </w:p>
-    <w:p>
-      <w:pPr>
-        <w:rPr>
-          <w:rFonts w:ascii="Times New Roman" w:hAnsi="Times New Roman" w:cs="Times New Roman"/>
-          <w:sz w:val="26"/>
-          <w:szCs w:val="26"/>
-        </w:rPr>
-      </w:pPr>
-      <w:r>
-        <w:rPr>
-          <w:rFonts w:ascii="Times New Roman" w:hAnsi="Times New Roman" w:cs="Times New Roman"/>
-          <w:sz w:val="26"/>
-          <w:szCs w:val="26"/>
-        </w:rPr>
-        <w:t>This helps users understand how well they performed.</w:t>
-      </w:r>
-    </w:p>
-    <w:p>
-      <w:pPr>
-        <w:rPr>
-          <w:rFonts w:ascii="Times New Roman" w:hAnsi="Times New Roman" w:cs="Times New Roman"/>
-          <w:sz w:val="26"/>
-          <w:szCs w:val="26"/>
-        </w:rPr>
-      </w:pPr>
-      <w:r>
+        <w:t>AI chatbot system</w:t>
+      </w:r>
+      <w:r>
+        <w:rPr>
+          <w:rFonts w:ascii="Times New Roman" w:hAnsi="Times New Roman" w:cs="Times New Roman"/>
+          <w:sz w:val="26"/>
+          <w:szCs w:val="26"/>
+        </w:rPr>
+        <w:t xml:space="preserve"> was utilized at an intermediate stage of development to refine the project logic, improve workflow understanding, and validate functional </w:t>
+      </w:r>
+      <w:proofErr w:type="spellStart"/>
+      <w:r>
+        <w:rPr>
+          <w:rFonts w:ascii="Times New Roman" w:hAnsi="Times New Roman" w:cs="Times New Roman"/>
+          <w:sz w:val="26"/>
+          <w:szCs w:val="26"/>
+        </w:rPr>
+        <w:t>behavior</w:t>
+      </w:r>
+      <w:proofErr w:type="spellEnd"/>
+      <w:r>
+        <w:rPr>
+          <w:rFonts w:ascii="Times New Roman" w:hAnsi="Times New Roman" w:cs="Times New Roman"/>
+          <w:sz w:val="26"/>
+          <w:szCs w:val="26"/>
+        </w:rPr>
+        <w:t xml:space="preserve"> before final implementation.</w:t>
+      </w:r>
+    </w:p>
+    <w:p>
+      <w:pPr>
+        <w:pStyle w:val="ListParagraph"/>
+        <w:numPr>
+          <w:ilvl w:val="0"/>
+          <w:numId w:val="13"/>
+        </w:numPr>
+        <w:rPr>
+          <w:rFonts w:ascii="Times New Roman" w:hAnsi="Times New Roman" w:cs="Times New Roman"/>
+          <w:sz w:val="26"/>
+          <w:szCs w:val="26"/>
+        </w:rPr>
+      </w:pPr>
+      <w:proofErr w:type="spellStart"/>
+      <w:r>
+        <w:rPr>
+          <w:rFonts w:ascii="Times New Roman" w:hAnsi="Times New Roman" w:cs="Times New Roman"/>
+          <w:sz w:val="26"/>
+          <w:szCs w:val="26"/>
+        </w:rPr>
+        <w:t>Z.</w:t>
+      </w:r>
+      <w:proofErr w:type="gramStart"/>
+      <w:r>
+        <w:rPr>
+          <w:rFonts w:ascii="Times New Roman" w:hAnsi="Times New Roman" w:cs="Times New Roman"/>
+          <w:sz w:val="26"/>
+          <w:szCs w:val="26"/>
+        </w:rPr>
+        <w:t>AI.chatbot</w:t>
+      </w:r>
+      <w:proofErr w:type="spellEnd"/>
+      <w:proofErr w:type="gramEnd"/>
+    </w:p>
+    <w:p>
+      <w:pPr>
+        <w:pStyle w:val="Heading2"/>
+        <w:rPr>
+          <w:rFonts w:ascii="Times New Roman" w:hAnsi="Times New Roman" w:cs="Times New Roman"/>
+          <w:sz w:val="40"/>
+          <w:szCs w:val="40"/>
+        </w:rPr>
+      </w:pPr>
+      <w:r>
+        <w:rPr>
+          <w:rFonts w:ascii="Times New Roman" w:hAnsi="Times New Roman" w:cs="Times New Roman"/>
+          <w:sz w:val="40"/>
+          <w:szCs w:val="40"/>
+        </w:rPr>
+        <w:t>Features of the Website</w:t>
+      </w:r>
+    </w:p>
+    <w:p>
+      <w:pPr>
         <w:rPr>
           <w:rFonts w:ascii="Times New Roman" w:hAnsi="Times New Roman" w:cs="Times New Roman"/>
           <w:b/>
@@ -1340,6 +607,976 @@
           <w:sz w:val="26"/>
           <w:szCs w:val="26"/>
         </w:rPr>
+      </w:pPr>
+      <w:r>
+        <w:rPr>
+          <w:rFonts w:ascii="Times New Roman" w:hAnsi="Times New Roman" w:cs="Times New Roman"/>
+          <w:b/>
+          <w:bCs/>
+          <w:sz w:val="26"/>
+          <w:szCs w:val="26"/>
+        </w:rPr>
+        <w:t>1 Role Selection</w:t>
+      </w:r>
+    </w:p>
+    <w:p>
+      <w:pPr>
+        <w:rPr>
+          <w:rFonts w:ascii="Times New Roman" w:hAnsi="Times New Roman" w:cs="Times New Roman"/>
+          <w:b/>
+          <w:bCs/>
+          <w:sz w:val="26"/>
+          <w:szCs w:val="26"/>
+        </w:rPr>
+      </w:pPr>
+      <w:r>
+        <w:rPr>
+          <w:rFonts w:ascii="Times New Roman" w:hAnsi="Times New Roman" w:cs="Times New Roman"/>
+          <w:sz w:val="26"/>
+          <w:szCs w:val="26"/>
+        </w:rPr>
+        <w:lastRenderedPageBreak/>
+        <w:t>The user first selects the role they want to prepare for, such as:</w:t>
+      </w:r>
+      <w:r>
+        <w:rPr>
+          <w:rFonts w:ascii="Times New Roman" w:hAnsi="Times New Roman" w:cs="Times New Roman"/>
+          <w:sz w:val="26"/>
+          <w:szCs w:val="26"/>
+        </w:rPr>
+        <w:br/>
+      </w:r>
+      <w:r>
+        <w:rPr>
+          <w:rFonts w:ascii="Times New Roman" w:hAnsi="Times New Roman" w:cs="Times New Roman"/>
+          <w:b/>
+          <w:bCs/>
+          <w:sz w:val="26"/>
+          <w:szCs w:val="26"/>
+        </w:rPr>
+        <w:t>IT Industries</w:t>
+      </w:r>
+    </w:p>
+    <w:p>
+      <w:pPr>
+        <w:pStyle w:val="ListParagraph"/>
+        <w:numPr>
+          <w:ilvl w:val="0"/>
+          <w:numId w:val="15"/>
+        </w:numPr>
+        <w:rPr>
+          <w:rFonts w:ascii="Times New Roman" w:hAnsi="Times New Roman" w:cs="Times New Roman"/>
+          <w:sz w:val="26"/>
+          <w:szCs w:val="26"/>
+        </w:rPr>
+      </w:pPr>
+      <w:r>
+        <w:rPr>
+          <w:rFonts w:ascii="Times New Roman" w:hAnsi="Times New Roman" w:cs="Times New Roman"/>
+          <w:sz w:val="26"/>
+          <w:szCs w:val="26"/>
+        </w:rPr>
+        <w:t>System Administrator</w:t>
+      </w:r>
+    </w:p>
+    <w:p>
+      <w:pPr>
+        <w:pStyle w:val="ListParagraph"/>
+        <w:numPr>
+          <w:ilvl w:val="0"/>
+          <w:numId w:val="15"/>
+        </w:numPr>
+        <w:rPr>
+          <w:rFonts w:ascii="Times New Roman" w:hAnsi="Times New Roman" w:cs="Times New Roman"/>
+          <w:sz w:val="26"/>
+          <w:szCs w:val="26"/>
+        </w:rPr>
+      </w:pPr>
+      <w:r>
+        <w:rPr>
+          <w:rFonts w:ascii="Times New Roman" w:hAnsi="Times New Roman" w:cs="Times New Roman"/>
+          <w:sz w:val="26"/>
+          <w:szCs w:val="26"/>
+        </w:rPr>
+        <w:t>Network Engineer</w:t>
+      </w:r>
+    </w:p>
+    <w:p>
+      <w:pPr>
+        <w:pStyle w:val="ListParagraph"/>
+        <w:numPr>
+          <w:ilvl w:val="0"/>
+          <w:numId w:val="15"/>
+        </w:numPr>
+        <w:rPr>
+          <w:rFonts w:ascii="Times New Roman" w:hAnsi="Times New Roman" w:cs="Times New Roman"/>
+          <w:sz w:val="26"/>
+          <w:szCs w:val="26"/>
+        </w:rPr>
+      </w:pPr>
+      <w:r>
+        <w:rPr>
+          <w:rFonts w:ascii="Times New Roman" w:hAnsi="Times New Roman" w:cs="Times New Roman"/>
+          <w:sz w:val="26"/>
+          <w:szCs w:val="26"/>
+        </w:rPr>
+        <w:t>Cloud Architect</w:t>
+      </w:r>
+    </w:p>
+    <w:p>
+      <w:pPr>
+        <w:pStyle w:val="ListParagraph"/>
+        <w:numPr>
+          <w:ilvl w:val="0"/>
+          <w:numId w:val="15"/>
+        </w:numPr>
+        <w:rPr>
+          <w:rFonts w:ascii="Times New Roman" w:hAnsi="Times New Roman" w:cs="Times New Roman"/>
+          <w:sz w:val="26"/>
+          <w:szCs w:val="26"/>
+        </w:rPr>
+      </w:pPr>
+      <w:r>
+        <w:rPr>
+          <w:rFonts w:ascii="Times New Roman" w:hAnsi="Times New Roman" w:cs="Times New Roman"/>
+          <w:sz w:val="26"/>
+          <w:szCs w:val="26"/>
+        </w:rPr>
+        <w:t>Cybersecurity Analyst</w:t>
+      </w:r>
+    </w:p>
+    <w:p>
+      <w:pPr>
+        <w:pStyle w:val="ListParagraph"/>
+        <w:numPr>
+          <w:ilvl w:val="0"/>
+          <w:numId w:val="15"/>
+        </w:numPr>
+        <w:rPr>
+          <w:rFonts w:ascii="Times New Roman" w:hAnsi="Times New Roman" w:cs="Times New Roman"/>
+          <w:sz w:val="26"/>
+          <w:szCs w:val="26"/>
+        </w:rPr>
+      </w:pPr>
+      <w:r>
+        <w:rPr>
+          <w:rFonts w:ascii="Times New Roman" w:hAnsi="Times New Roman" w:cs="Times New Roman"/>
+          <w:sz w:val="26"/>
+          <w:szCs w:val="26"/>
+        </w:rPr>
+        <w:t>DevOps Engineer</w:t>
+      </w:r>
+    </w:p>
+    <w:p>
+      <w:pPr>
+        <w:pStyle w:val="ListParagraph"/>
+        <w:numPr>
+          <w:ilvl w:val="0"/>
+          <w:numId w:val="15"/>
+        </w:numPr>
+        <w:rPr>
+          <w:rFonts w:ascii="Times New Roman" w:hAnsi="Times New Roman" w:cs="Times New Roman"/>
+          <w:sz w:val="26"/>
+          <w:szCs w:val="26"/>
+        </w:rPr>
+      </w:pPr>
+      <w:r>
+        <w:rPr>
+          <w:rFonts w:ascii="Times New Roman" w:hAnsi="Times New Roman" w:cs="Times New Roman"/>
+          <w:sz w:val="26"/>
+          <w:szCs w:val="26"/>
+        </w:rPr>
+        <w:t>Database Administrator</w:t>
+      </w:r>
+    </w:p>
+    <w:p>
+      <w:pPr>
+        <w:pStyle w:val="ListParagraph"/>
+        <w:numPr>
+          <w:ilvl w:val="0"/>
+          <w:numId w:val="15"/>
+        </w:numPr>
+        <w:rPr>
+          <w:rFonts w:ascii="Times New Roman" w:hAnsi="Times New Roman" w:cs="Times New Roman"/>
+          <w:sz w:val="26"/>
+          <w:szCs w:val="26"/>
+        </w:rPr>
+      </w:pPr>
+      <w:r>
+        <w:rPr>
+          <w:rFonts w:ascii="Times New Roman" w:hAnsi="Times New Roman" w:cs="Times New Roman"/>
+          <w:sz w:val="26"/>
+          <w:szCs w:val="26"/>
+        </w:rPr>
+        <w:t>IT Support Specialist</w:t>
+      </w:r>
+      <w:r>
+        <w:rPr>
+          <w:rFonts w:ascii="Times New Roman" w:hAnsi="Times New Roman" w:cs="Times New Roman"/>
+          <w:sz w:val="26"/>
+          <w:szCs w:val="26"/>
+        </w:rPr>
+        <w:br/>
+      </w:r>
+    </w:p>
+    <w:p>
+      <w:pPr>
+        <w:rPr>
+          <w:rFonts w:ascii="Times New Roman" w:hAnsi="Times New Roman" w:cs="Times New Roman"/>
+          <w:b/>
+          <w:bCs/>
+          <w:sz w:val="26"/>
+          <w:szCs w:val="26"/>
+        </w:rPr>
+      </w:pPr>
+      <w:r>
+        <w:rPr>
+          <w:rFonts w:ascii="Times New Roman" w:hAnsi="Times New Roman" w:cs="Times New Roman"/>
+          <w:b/>
+          <w:bCs/>
+          <w:sz w:val="26"/>
+          <w:szCs w:val="26"/>
+        </w:rPr>
+        <w:t>Software Industries</w:t>
+      </w:r>
+    </w:p>
+    <w:p>
+      <w:pPr>
+        <w:pStyle w:val="ListParagraph"/>
+        <w:numPr>
+          <w:ilvl w:val="0"/>
+          <w:numId w:val="15"/>
+        </w:numPr>
+        <w:rPr>
+          <w:rFonts w:ascii="Times New Roman" w:hAnsi="Times New Roman" w:cs="Times New Roman"/>
+          <w:sz w:val="26"/>
+          <w:szCs w:val="26"/>
+        </w:rPr>
+      </w:pPr>
+      <w:r>
+        <w:rPr>
+          <w:rFonts w:ascii="Times New Roman" w:hAnsi="Times New Roman" w:cs="Times New Roman"/>
+          <w:sz w:val="26"/>
+          <w:szCs w:val="26"/>
+        </w:rPr>
+        <w:t>Frontend Developer</w:t>
+      </w:r>
+    </w:p>
+    <w:p>
+      <w:pPr>
+        <w:pStyle w:val="ListParagraph"/>
+        <w:numPr>
+          <w:ilvl w:val="0"/>
+          <w:numId w:val="15"/>
+        </w:numPr>
+        <w:rPr>
+          <w:rFonts w:ascii="Times New Roman" w:hAnsi="Times New Roman" w:cs="Times New Roman"/>
+          <w:sz w:val="26"/>
+          <w:szCs w:val="26"/>
+        </w:rPr>
+      </w:pPr>
+      <w:r>
+        <w:rPr>
+          <w:rFonts w:ascii="Times New Roman" w:hAnsi="Times New Roman" w:cs="Times New Roman"/>
+          <w:sz w:val="26"/>
+          <w:szCs w:val="26"/>
+        </w:rPr>
+        <w:t>Backend Developer</w:t>
+      </w:r>
+    </w:p>
+    <w:p>
+      <w:pPr>
+        <w:pStyle w:val="ListParagraph"/>
+        <w:numPr>
+          <w:ilvl w:val="0"/>
+          <w:numId w:val="15"/>
+        </w:numPr>
+        <w:rPr>
+          <w:rFonts w:ascii="Times New Roman" w:hAnsi="Times New Roman" w:cs="Times New Roman"/>
+          <w:sz w:val="26"/>
+          <w:szCs w:val="26"/>
+        </w:rPr>
+      </w:pPr>
+      <w:r>
+        <w:rPr>
+          <w:rFonts w:ascii="Times New Roman" w:hAnsi="Times New Roman" w:cs="Times New Roman"/>
+          <w:sz w:val="26"/>
+          <w:szCs w:val="26"/>
+        </w:rPr>
+        <w:t>Full Stack Developer</w:t>
+      </w:r>
+    </w:p>
+    <w:p>
+      <w:pPr>
+        <w:pStyle w:val="ListParagraph"/>
+        <w:numPr>
+          <w:ilvl w:val="0"/>
+          <w:numId w:val="15"/>
+        </w:numPr>
+        <w:rPr>
+          <w:rFonts w:ascii="Times New Roman" w:hAnsi="Times New Roman" w:cs="Times New Roman"/>
+          <w:sz w:val="26"/>
+          <w:szCs w:val="26"/>
+        </w:rPr>
+      </w:pPr>
+      <w:r>
+        <w:rPr>
+          <w:rFonts w:ascii="Times New Roman" w:hAnsi="Times New Roman" w:cs="Times New Roman"/>
+          <w:sz w:val="26"/>
+          <w:szCs w:val="26"/>
+        </w:rPr>
+        <w:t>Mobile App Developer</w:t>
+      </w:r>
+    </w:p>
+    <w:p>
+      <w:pPr>
+        <w:pStyle w:val="ListParagraph"/>
+        <w:numPr>
+          <w:ilvl w:val="0"/>
+          <w:numId w:val="15"/>
+        </w:numPr>
+        <w:rPr>
+          <w:rFonts w:ascii="Times New Roman" w:hAnsi="Times New Roman" w:cs="Times New Roman"/>
+          <w:sz w:val="26"/>
+          <w:szCs w:val="26"/>
+        </w:rPr>
+      </w:pPr>
+      <w:r>
+        <w:rPr>
+          <w:rFonts w:ascii="Times New Roman" w:hAnsi="Times New Roman" w:cs="Times New Roman"/>
+          <w:sz w:val="26"/>
+          <w:szCs w:val="26"/>
+        </w:rPr>
+        <w:t>QA Engineer</w:t>
+      </w:r>
+    </w:p>
+    <w:p>
+      <w:pPr>
+        <w:pStyle w:val="ListParagraph"/>
+        <w:numPr>
+          <w:ilvl w:val="0"/>
+          <w:numId w:val="15"/>
+        </w:numPr>
+        <w:rPr>
+          <w:rFonts w:ascii="Times New Roman" w:hAnsi="Times New Roman" w:cs="Times New Roman"/>
+          <w:sz w:val="26"/>
+          <w:szCs w:val="26"/>
+        </w:rPr>
+      </w:pPr>
+      <w:r>
+        <w:rPr>
+          <w:rFonts w:ascii="Times New Roman" w:hAnsi="Times New Roman" w:cs="Times New Roman"/>
+          <w:sz w:val="26"/>
+          <w:szCs w:val="26"/>
+        </w:rPr>
+        <w:t>Software Architect</w:t>
+      </w:r>
+    </w:p>
+    <w:p>
+      <w:pPr>
+        <w:pStyle w:val="ListParagraph"/>
+        <w:numPr>
+          <w:ilvl w:val="0"/>
+          <w:numId w:val="15"/>
+        </w:numPr>
+        <w:rPr>
+          <w:rFonts w:ascii="Times New Roman" w:hAnsi="Times New Roman" w:cs="Times New Roman"/>
+          <w:sz w:val="26"/>
+          <w:szCs w:val="26"/>
+        </w:rPr>
+      </w:pPr>
+      <w:r>
+        <w:rPr>
+          <w:rFonts w:ascii="Times New Roman" w:hAnsi="Times New Roman" w:cs="Times New Roman"/>
+          <w:sz w:val="26"/>
+          <w:szCs w:val="26"/>
+        </w:rPr>
+        <w:t>Data Scientist</w:t>
+      </w:r>
+    </w:p>
+    <w:p>
+      <w:pPr>
+        <w:rPr>
+          <w:rFonts w:ascii="Times New Roman" w:hAnsi="Times New Roman" w:cs="Times New Roman"/>
+          <w:b/>
+          <w:bCs/>
+          <w:sz w:val="26"/>
+          <w:szCs w:val="26"/>
+        </w:rPr>
+      </w:pPr>
+      <w:r>
+        <w:rPr>
+          <w:rFonts w:ascii="Times New Roman" w:hAnsi="Times New Roman" w:cs="Times New Roman"/>
+          <w:b/>
+          <w:bCs/>
+          <w:sz w:val="26"/>
+          <w:szCs w:val="26"/>
+        </w:rPr>
+        <w:t>Non-Tech Industries</w:t>
+      </w:r>
+    </w:p>
+    <w:p>
+      <w:pPr>
+        <w:pStyle w:val="ListParagraph"/>
+        <w:numPr>
+          <w:ilvl w:val="0"/>
+          <w:numId w:val="15"/>
+        </w:numPr>
+        <w:rPr>
+          <w:rFonts w:ascii="Times New Roman" w:hAnsi="Times New Roman" w:cs="Times New Roman"/>
+          <w:sz w:val="26"/>
+          <w:szCs w:val="26"/>
+        </w:rPr>
+      </w:pPr>
+      <w:r>
+        <w:rPr>
+          <w:rFonts w:ascii="Times New Roman" w:hAnsi="Times New Roman" w:cs="Times New Roman"/>
+          <w:sz w:val="26"/>
+          <w:szCs w:val="26"/>
+        </w:rPr>
+        <w:t>Healthcare</w:t>
+      </w:r>
+    </w:p>
+    <w:p>
+      <w:pPr>
+        <w:pStyle w:val="ListParagraph"/>
+        <w:numPr>
+          <w:ilvl w:val="0"/>
+          <w:numId w:val="15"/>
+        </w:numPr>
+        <w:rPr>
+          <w:rFonts w:ascii="Times New Roman" w:hAnsi="Times New Roman" w:cs="Times New Roman"/>
+          <w:sz w:val="26"/>
+          <w:szCs w:val="26"/>
+        </w:rPr>
+      </w:pPr>
+      <w:r>
+        <w:rPr>
+          <w:rFonts w:ascii="Times New Roman" w:hAnsi="Times New Roman" w:cs="Times New Roman"/>
+          <w:sz w:val="26"/>
+          <w:szCs w:val="26"/>
+        </w:rPr>
+        <w:t>Manufacturing &amp; Mechanical</w:t>
+      </w:r>
+    </w:p>
+    <w:p>
+      <w:pPr>
+        <w:pStyle w:val="ListParagraph"/>
+        <w:numPr>
+          <w:ilvl w:val="0"/>
+          <w:numId w:val="15"/>
+        </w:numPr>
+        <w:rPr>
+          <w:rFonts w:ascii="Times New Roman" w:hAnsi="Times New Roman" w:cs="Times New Roman"/>
+          <w:sz w:val="26"/>
+          <w:szCs w:val="26"/>
+        </w:rPr>
+      </w:pPr>
+      <w:r>
+        <w:rPr>
+          <w:rFonts w:ascii="Times New Roman" w:hAnsi="Times New Roman" w:cs="Times New Roman"/>
+          <w:sz w:val="26"/>
+          <w:szCs w:val="26"/>
+        </w:rPr>
+        <w:t>Retail &amp; BFSI</w:t>
+      </w:r>
+    </w:p>
+    <w:p>
+      <w:pPr>
+        <w:pStyle w:val="ListParagraph"/>
+        <w:numPr>
+          <w:ilvl w:val="0"/>
+          <w:numId w:val="15"/>
+        </w:numPr>
+        <w:rPr>
+          <w:rFonts w:ascii="Times New Roman" w:hAnsi="Times New Roman" w:cs="Times New Roman"/>
+          <w:sz w:val="26"/>
+          <w:szCs w:val="26"/>
+        </w:rPr>
+      </w:pPr>
+      <w:r>
+        <w:rPr>
+          <w:rFonts w:ascii="Times New Roman" w:hAnsi="Times New Roman" w:cs="Times New Roman"/>
+          <w:sz w:val="26"/>
+          <w:szCs w:val="26"/>
+        </w:rPr>
+        <w:t>Education &amp; Architecture</w:t>
+      </w:r>
+    </w:p>
+    <w:p>
+      <w:pPr>
+        <w:pStyle w:val="ListParagraph"/>
+        <w:numPr>
+          <w:ilvl w:val="0"/>
+          <w:numId w:val="15"/>
+        </w:numPr>
+        <w:rPr>
+          <w:rFonts w:ascii="Times New Roman" w:hAnsi="Times New Roman" w:cs="Times New Roman"/>
+          <w:sz w:val="26"/>
+          <w:szCs w:val="26"/>
+        </w:rPr>
+      </w:pPr>
+      <w:r>
+        <w:rPr>
+          <w:rFonts w:ascii="Times New Roman" w:hAnsi="Times New Roman" w:cs="Times New Roman"/>
+          <w:sz w:val="26"/>
+          <w:szCs w:val="26"/>
+        </w:rPr>
+        <w:t>Registered Nurse</w:t>
+      </w:r>
+    </w:p>
+    <w:p>
+      <w:pPr>
+        <w:pStyle w:val="ListParagraph"/>
+        <w:numPr>
+          <w:ilvl w:val="0"/>
+          <w:numId w:val="15"/>
+        </w:numPr>
+        <w:rPr>
+          <w:rFonts w:ascii="Times New Roman" w:hAnsi="Times New Roman" w:cs="Times New Roman"/>
+          <w:sz w:val="26"/>
+          <w:szCs w:val="26"/>
+        </w:rPr>
+      </w:pPr>
+      <w:r>
+        <w:rPr>
+          <w:rFonts w:ascii="Times New Roman" w:hAnsi="Times New Roman" w:cs="Times New Roman"/>
+          <w:sz w:val="26"/>
+          <w:szCs w:val="26"/>
+        </w:rPr>
+        <w:t>Medical Technician</w:t>
+      </w:r>
+    </w:p>
+    <w:p>
+      <w:pPr>
+        <w:pStyle w:val="ListParagraph"/>
+        <w:numPr>
+          <w:ilvl w:val="0"/>
+          <w:numId w:val="15"/>
+        </w:numPr>
+        <w:rPr>
+          <w:rFonts w:ascii="Times New Roman" w:hAnsi="Times New Roman" w:cs="Times New Roman"/>
+          <w:sz w:val="26"/>
+          <w:szCs w:val="26"/>
+        </w:rPr>
+      </w:pPr>
+      <w:r>
+        <w:rPr>
+          <w:rFonts w:ascii="Times New Roman" w:hAnsi="Times New Roman" w:cs="Times New Roman"/>
+          <w:sz w:val="26"/>
+          <w:szCs w:val="26"/>
+        </w:rPr>
+        <w:t>Healthcare Administrator</w:t>
+      </w:r>
+    </w:p>
+    <w:p>
+      <w:pPr>
+        <w:pStyle w:val="ListParagraph"/>
+        <w:numPr>
+          <w:ilvl w:val="0"/>
+          <w:numId w:val="15"/>
+        </w:numPr>
+        <w:rPr>
+          <w:rFonts w:ascii="Times New Roman" w:hAnsi="Times New Roman" w:cs="Times New Roman"/>
+          <w:sz w:val="26"/>
+          <w:szCs w:val="26"/>
+        </w:rPr>
+      </w:pPr>
+      <w:r>
+        <w:rPr>
+          <w:rFonts w:ascii="Times New Roman" w:hAnsi="Times New Roman" w:cs="Times New Roman"/>
+          <w:sz w:val="26"/>
+          <w:szCs w:val="26"/>
+        </w:rPr>
+        <w:t>Mechanical Engineer</w:t>
+      </w:r>
+    </w:p>
+    <w:p>
+      <w:pPr>
+        <w:pStyle w:val="ListParagraph"/>
+        <w:numPr>
+          <w:ilvl w:val="0"/>
+          <w:numId w:val="15"/>
+        </w:numPr>
+        <w:rPr>
+          <w:rFonts w:ascii="Times New Roman" w:hAnsi="Times New Roman" w:cs="Times New Roman"/>
+          <w:sz w:val="26"/>
+          <w:szCs w:val="26"/>
+        </w:rPr>
+      </w:pPr>
+      <w:r>
+        <w:rPr>
+          <w:rFonts w:ascii="Times New Roman" w:hAnsi="Times New Roman" w:cs="Times New Roman"/>
+          <w:sz w:val="26"/>
+          <w:szCs w:val="26"/>
+        </w:rPr>
+        <w:t>Production Manager</w:t>
+      </w:r>
+    </w:p>
+    <w:p>
+      <w:pPr>
+        <w:pStyle w:val="ListParagraph"/>
+        <w:numPr>
+          <w:ilvl w:val="0"/>
+          <w:numId w:val="15"/>
+        </w:numPr>
+        <w:rPr>
+          <w:rFonts w:ascii="Times New Roman" w:hAnsi="Times New Roman" w:cs="Times New Roman"/>
+          <w:sz w:val="26"/>
+          <w:szCs w:val="26"/>
+        </w:rPr>
+      </w:pPr>
+      <w:r>
+        <w:rPr>
+          <w:rFonts w:ascii="Times New Roman" w:hAnsi="Times New Roman" w:cs="Times New Roman"/>
+          <w:sz w:val="26"/>
+          <w:szCs w:val="26"/>
+        </w:rPr>
+        <w:t>Retail Store Manager</w:t>
+      </w:r>
+    </w:p>
+    <w:p>
+      <w:pPr>
+        <w:pStyle w:val="ListParagraph"/>
+        <w:numPr>
+          <w:ilvl w:val="0"/>
+          <w:numId w:val="15"/>
+        </w:numPr>
+        <w:rPr>
+          <w:rFonts w:ascii="Times New Roman" w:hAnsi="Times New Roman" w:cs="Times New Roman"/>
+          <w:sz w:val="26"/>
+          <w:szCs w:val="26"/>
+        </w:rPr>
+      </w:pPr>
+      <w:r>
+        <w:rPr>
+          <w:rFonts w:ascii="Times New Roman" w:hAnsi="Times New Roman" w:cs="Times New Roman"/>
+          <w:sz w:val="26"/>
+          <w:szCs w:val="26"/>
+        </w:rPr>
+        <w:t>Financial Analyst</w:t>
+      </w:r>
+    </w:p>
+    <w:p>
+      <w:pPr>
+        <w:pStyle w:val="ListParagraph"/>
+        <w:numPr>
+          <w:ilvl w:val="0"/>
+          <w:numId w:val="15"/>
+        </w:numPr>
+        <w:rPr>
+          <w:rFonts w:ascii="Times New Roman" w:hAnsi="Times New Roman" w:cs="Times New Roman"/>
+          <w:sz w:val="26"/>
+          <w:szCs w:val="26"/>
+        </w:rPr>
+      </w:pPr>
+      <w:r>
+        <w:rPr>
+          <w:rFonts w:ascii="Times New Roman" w:hAnsi="Times New Roman" w:cs="Times New Roman"/>
+          <w:sz w:val="26"/>
+          <w:szCs w:val="26"/>
+        </w:rPr>
+        <w:t>High School Teacher</w:t>
+      </w:r>
+    </w:p>
+    <w:p>
+      <w:pPr>
+        <w:pStyle w:val="ListParagraph"/>
+        <w:numPr>
+          <w:ilvl w:val="0"/>
+          <w:numId w:val="15"/>
+        </w:numPr>
+        <w:rPr>
+          <w:rFonts w:ascii="Times New Roman" w:hAnsi="Times New Roman" w:cs="Times New Roman"/>
+          <w:sz w:val="26"/>
+          <w:szCs w:val="26"/>
+        </w:rPr>
+      </w:pPr>
+      <w:r>
+        <w:rPr>
+          <w:rFonts w:ascii="Times New Roman" w:hAnsi="Times New Roman" w:cs="Times New Roman"/>
+          <w:sz w:val="26"/>
+          <w:szCs w:val="26"/>
+        </w:rPr>
+        <w:t>Architect</w:t>
+      </w:r>
+    </w:p>
+    <w:p>
+      <w:pPr>
+        <w:rPr>
+          <w:rFonts w:ascii="Times New Roman" w:hAnsi="Times New Roman" w:cs="Times New Roman"/>
+          <w:sz w:val="26"/>
+          <w:szCs w:val="26"/>
+        </w:rPr>
+      </w:pPr>
+    </w:p>
+    <w:p>
+      <w:pPr>
+        <w:rPr>
+          <w:rFonts w:ascii="Times New Roman" w:hAnsi="Times New Roman" w:cs="Times New Roman"/>
+          <w:sz w:val="26"/>
+          <w:szCs w:val="26"/>
+        </w:rPr>
+      </w:pPr>
+      <w:r>
+        <w:rPr>
+          <w:rFonts w:ascii="Times New Roman" w:hAnsi="Times New Roman" w:cs="Times New Roman"/>
+          <w:sz w:val="26"/>
+          <w:szCs w:val="26"/>
+        </w:rPr>
+        <w:t>This helps in showing relevant questions.</w:t>
+      </w:r>
+    </w:p>
+    <w:p>
+      <w:pPr>
+        <w:rPr>
+          <w:rFonts w:ascii="Times New Roman" w:hAnsi="Times New Roman" w:cs="Times New Roman"/>
+          <w:sz w:val="26"/>
+          <w:szCs w:val="26"/>
+        </w:rPr>
+      </w:pPr>
+      <w:r>
+        <w:rPr>
+          <w:rFonts w:ascii="Times New Roman" w:hAnsi="Times New Roman" w:cs="Times New Roman"/>
+          <w:b/>
+          <w:bCs/>
+          <w:sz w:val="26"/>
+          <w:szCs w:val="26"/>
+        </w:rPr>
+        <w:t>2 Interview Questions</w:t>
+      </w:r>
+    </w:p>
+    <w:p>
+      <w:pPr>
+        <w:numPr>
+          <w:ilvl w:val="0"/>
+          <w:numId w:val="3"/>
+        </w:numPr>
+        <w:rPr>
+          <w:rFonts w:ascii="Times New Roman" w:hAnsi="Times New Roman" w:cs="Times New Roman"/>
+          <w:sz w:val="26"/>
+          <w:szCs w:val="26"/>
+        </w:rPr>
+      </w:pPr>
+      <w:r>
+        <w:rPr>
+          <w:rFonts w:ascii="Times New Roman" w:hAnsi="Times New Roman" w:cs="Times New Roman"/>
+          <w:sz w:val="26"/>
+          <w:szCs w:val="26"/>
+        </w:rPr>
+        <w:t>The website asks multiple interview questions</w:t>
+      </w:r>
+    </w:p>
+    <w:p>
+      <w:pPr>
+        <w:numPr>
+          <w:ilvl w:val="0"/>
+          <w:numId w:val="3"/>
+        </w:numPr>
+        <w:rPr>
+          <w:rFonts w:ascii="Times New Roman" w:hAnsi="Times New Roman" w:cs="Times New Roman"/>
+          <w:sz w:val="26"/>
+          <w:szCs w:val="26"/>
+        </w:rPr>
+      </w:pPr>
+      <w:r>
+        <w:rPr>
+          <w:rFonts w:ascii="Times New Roman" w:hAnsi="Times New Roman" w:cs="Times New Roman"/>
+          <w:sz w:val="26"/>
+          <w:szCs w:val="26"/>
+        </w:rPr>
+        <w:t>Users type their answers</w:t>
+      </w:r>
+    </w:p>
+    <w:p>
+      <w:pPr>
+        <w:numPr>
+          <w:ilvl w:val="0"/>
+          <w:numId w:val="3"/>
+        </w:numPr>
+        <w:rPr>
+          <w:rFonts w:ascii="Times New Roman" w:hAnsi="Times New Roman" w:cs="Times New Roman"/>
+          <w:sz w:val="26"/>
+          <w:szCs w:val="26"/>
+        </w:rPr>
+      </w:pPr>
+      <w:r>
+        <w:rPr>
+          <w:rFonts w:ascii="Times New Roman" w:hAnsi="Times New Roman" w:cs="Times New Roman"/>
+          <w:sz w:val="26"/>
+          <w:szCs w:val="26"/>
+        </w:rPr>
+        <w:t>A timer runs during the interview</w:t>
+      </w:r>
+    </w:p>
+    <w:p>
+      <w:pPr>
+        <w:rPr>
+          <w:rFonts w:ascii="Times New Roman" w:hAnsi="Times New Roman" w:cs="Times New Roman"/>
+          <w:sz w:val="26"/>
+          <w:szCs w:val="26"/>
+        </w:rPr>
+      </w:pPr>
+      <w:r>
+        <w:rPr>
+          <w:rFonts w:ascii="Times New Roman" w:hAnsi="Times New Roman" w:cs="Times New Roman"/>
+          <w:sz w:val="26"/>
+          <w:szCs w:val="26"/>
+        </w:rPr>
+        <w:lastRenderedPageBreak/>
+        <w:t>This feels similar to a real interview.</w:t>
+      </w:r>
+    </w:p>
+    <w:p>
+      <w:pPr>
+        <w:rPr>
+          <w:rFonts w:ascii="Times New Roman" w:hAnsi="Times New Roman" w:cs="Times New Roman"/>
+          <w:sz w:val="26"/>
+          <w:szCs w:val="26"/>
+        </w:rPr>
+      </w:pPr>
+      <w:r>
+        <w:rPr>
+          <w:rFonts w:ascii="Times New Roman" w:hAnsi="Times New Roman" w:cs="Times New Roman"/>
+          <w:b/>
+          <w:bCs/>
+          <w:sz w:val="26"/>
+          <w:szCs w:val="26"/>
+        </w:rPr>
+        <w:t>3 Performance Feedback</w:t>
+      </w:r>
+    </w:p>
+    <w:p>
+      <w:pPr>
+        <w:rPr>
+          <w:rFonts w:ascii="Times New Roman" w:hAnsi="Times New Roman" w:cs="Times New Roman"/>
+          <w:sz w:val="26"/>
+          <w:szCs w:val="26"/>
+        </w:rPr>
+      </w:pPr>
+      <w:r>
+        <w:rPr>
+          <w:rFonts w:ascii="Times New Roman" w:hAnsi="Times New Roman" w:cs="Times New Roman"/>
+          <w:sz w:val="26"/>
+          <w:szCs w:val="26"/>
+        </w:rPr>
+        <w:t>After completing the interview:</w:t>
+      </w:r>
+    </w:p>
+    <w:p>
+      <w:pPr>
+        <w:numPr>
+          <w:ilvl w:val="0"/>
+          <w:numId w:val="4"/>
+        </w:numPr>
+        <w:rPr>
+          <w:rFonts w:ascii="Times New Roman" w:hAnsi="Times New Roman" w:cs="Times New Roman"/>
+          <w:sz w:val="26"/>
+          <w:szCs w:val="26"/>
+        </w:rPr>
+      </w:pPr>
+      <w:r>
+        <w:rPr>
+          <w:rFonts w:ascii="Times New Roman" w:hAnsi="Times New Roman" w:cs="Times New Roman"/>
+          <w:sz w:val="26"/>
+          <w:szCs w:val="26"/>
+        </w:rPr>
+        <w:t xml:space="preserve">The website </w:t>
+      </w:r>
+      <w:proofErr w:type="spellStart"/>
+      <w:r>
+        <w:rPr>
+          <w:rFonts w:ascii="Times New Roman" w:hAnsi="Times New Roman" w:cs="Times New Roman"/>
+          <w:sz w:val="26"/>
+          <w:szCs w:val="26"/>
+        </w:rPr>
+        <w:t>analyzes</w:t>
+      </w:r>
+      <w:proofErr w:type="spellEnd"/>
+      <w:r>
+        <w:rPr>
+          <w:rFonts w:ascii="Times New Roman" w:hAnsi="Times New Roman" w:cs="Times New Roman"/>
+          <w:sz w:val="26"/>
+          <w:szCs w:val="26"/>
+        </w:rPr>
+        <w:t xml:space="preserve"> the answers</w:t>
+      </w:r>
+    </w:p>
+    <w:p>
+      <w:pPr>
+        <w:numPr>
+          <w:ilvl w:val="0"/>
+          <w:numId w:val="4"/>
+        </w:numPr>
+        <w:rPr>
+          <w:rFonts w:ascii="Times New Roman" w:hAnsi="Times New Roman" w:cs="Times New Roman"/>
+          <w:sz w:val="26"/>
+          <w:szCs w:val="26"/>
+        </w:rPr>
+      </w:pPr>
+      <w:r>
+        <w:rPr>
+          <w:rFonts w:ascii="Times New Roman" w:hAnsi="Times New Roman" w:cs="Times New Roman"/>
+          <w:sz w:val="26"/>
+          <w:szCs w:val="26"/>
+        </w:rPr>
+        <w:t>Shows strengths and weaknesses</w:t>
+      </w:r>
+    </w:p>
+    <w:p>
+      <w:pPr>
+        <w:numPr>
+          <w:ilvl w:val="0"/>
+          <w:numId w:val="4"/>
+        </w:numPr>
+        <w:rPr>
+          <w:rFonts w:ascii="Times New Roman" w:hAnsi="Times New Roman" w:cs="Times New Roman"/>
+          <w:sz w:val="26"/>
+          <w:szCs w:val="26"/>
+        </w:rPr>
+      </w:pPr>
+      <w:r>
+        <w:rPr>
+          <w:rFonts w:ascii="Times New Roman" w:hAnsi="Times New Roman" w:cs="Times New Roman"/>
+          <w:sz w:val="26"/>
+          <w:szCs w:val="26"/>
+        </w:rPr>
+        <w:t>Gives overall feedback</w:t>
+      </w:r>
+    </w:p>
+    <w:p>
+      <w:pPr>
+        <w:rPr>
+          <w:rFonts w:ascii="Times New Roman" w:hAnsi="Times New Roman" w:cs="Times New Roman"/>
+          <w:sz w:val="26"/>
+          <w:szCs w:val="26"/>
+        </w:rPr>
+      </w:pPr>
+      <w:r>
+        <w:rPr>
+          <w:rFonts w:ascii="Times New Roman" w:hAnsi="Times New Roman" w:cs="Times New Roman"/>
+          <w:sz w:val="26"/>
+          <w:szCs w:val="26"/>
+        </w:rPr>
+        <w:t>This helps users understand how well they performed.</w:t>
+      </w:r>
+    </w:p>
+    <w:p>
+      <w:pPr>
+        <w:rPr>
+          <w:rFonts w:ascii="Times New Roman" w:hAnsi="Times New Roman" w:cs="Times New Roman"/>
+          <w:sz w:val="26"/>
+          <w:szCs w:val="26"/>
+        </w:rPr>
+      </w:pPr>
+      <w:r>
+        <w:rPr>
+          <w:rFonts w:ascii="Times New Roman" w:hAnsi="Times New Roman" w:cs="Times New Roman"/>
+          <w:b/>
+          <w:bCs/>
+          <w:sz w:val="26"/>
+          <w:szCs w:val="26"/>
+        </w:rPr>
         <w:t>4 Restart Option</w:t>
       </w:r>
     </w:p>
@@ -1358,246 +1595,6 @@
           <w:szCs w:val="26"/>
         </w:rPr>
         <w:t>Users can restart the interview anytime to practice again and improve.</w:t>
-      </w:r>
-    </w:p>
-    <w:tbl>
-      <w:tblPr>
-        <w:tblpPr w:leftFromText="180" w:rightFromText="180" w:vertAnchor="text" w:horzAnchor="margin" w:tblpY="251"/>
-        <w:tblW w:w="0" w:type="auto"/>
-        <w:tblCellSpacing w:w="15" w:type="dxa"/>
-        <w:tblCellMar>
-          <w:top w:w="15" w:type="dxa"/>
-          <w:left w:w="15" w:type="dxa"/>
-          <w:bottom w:w="15" w:type="dxa"/>
-          <w:right w:w="15" w:type="dxa"/>
-        </w:tblCellMar>
-        <w:tblLook w:val="04A0" w:firstRow="1" w:lastRow="0" w:firstColumn="1" w:lastColumn="0" w:noHBand="0" w:noVBand="1"/>
-      </w:tblPr>
-      <w:tblGrid>
-        <w:gridCol w:w="138"/>
-        <w:gridCol w:w="100"/>
-        <w:gridCol w:w="100"/>
-      </w:tblGrid>
-      <w:tr>
-        <w:trPr>
-          <w:trHeight w:val="2"/>
-          <w:tblHeader/>
-          <w:tblCellSpacing w:w="15" w:type="dxa"/>
-        </w:trPr>
-        <w:tc>
-          <w:tcPr>
-            <w:tcW w:w="93" w:type="dxa"/>
-            <w:vAlign w:val="center"/>
-          </w:tcPr>
-          <w:p>
-            <w:pPr>
-              <w:rPr>
-                <w:rFonts w:ascii="Times New Roman" w:hAnsi="Times New Roman" w:cs="Times New Roman"/>
-                <w:b/>
-                <w:bCs/>
-                <w:sz w:val="26"/>
-                <w:szCs w:val="26"/>
-              </w:rPr>
-            </w:pPr>
-          </w:p>
-        </w:tc>
-        <w:tc>
-          <w:tcPr>
-            <w:tcW w:w="70" w:type="dxa"/>
-            <w:vAlign w:val="center"/>
-          </w:tcPr>
-          <w:p>
-            <w:pPr>
-              <w:rPr>
-                <w:rFonts w:ascii="Times New Roman" w:hAnsi="Times New Roman" w:cs="Times New Roman"/>
-                <w:b/>
-                <w:bCs/>
-                <w:sz w:val="26"/>
-                <w:szCs w:val="26"/>
-              </w:rPr>
-            </w:pPr>
-          </w:p>
-        </w:tc>
-        <w:tc>
-          <w:tcPr>
-            <w:tcW w:w="55" w:type="dxa"/>
-          </w:tcPr>
-          <w:p>
-            <w:pPr>
-              <w:rPr>
-                <w:rFonts w:ascii="Times New Roman" w:hAnsi="Times New Roman" w:cs="Times New Roman"/>
-                <w:b/>
-                <w:bCs/>
-                <w:sz w:val="26"/>
-                <w:szCs w:val="26"/>
-              </w:rPr>
-            </w:pPr>
-          </w:p>
-        </w:tc>
-      </w:tr>
-      <w:tr>
-        <w:trPr>
-          <w:trHeight w:val="6"/>
-          <w:tblCellSpacing w:w="15" w:type="dxa"/>
-        </w:trPr>
-        <w:tc>
-          <w:tcPr>
-            <w:tcW w:w="93" w:type="dxa"/>
-            <w:vAlign w:val="center"/>
-          </w:tcPr>
-          <w:p>
-            <w:pPr>
-              <w:rPr>
-                <w:rFonts w:ascii="Times New Roman" w:hAnsi="Times New Roman" w:cs="Times New Roman"/>
-                <w:sz w:val="26"/>
-                <w:szCs w:val="26"/>
-              </w:rPr>
-            </w:pPr>
-          </w:p>
-        </w:tc>
-        <w:tc>
-          <w:tcPr>
-            <w:tcW w:w="70" w:type="dxa"/>
-            <w:vAlign w:val="center"/>
-          </w:tcPr>
-          <w:p>
-            <w:pPr>
-              <w:rPr>
-                <w:rFonts w:ascii="Times New Roman" w:hAnsi="Times New Roman" w:cs="Times New Roman"/>
-                <w:sz w:val="26"/>
-                <w:szCs w:val="26"/>
-              </w:rPr>
-            </w:pPr>
-          </w:p>
-        </w:tc>
-        <w:tc>
-          <w:tcPr>
-            <w:tcW w:w="55" w:type="dxa"/>
-          </w:tcPr>
-          <w:p>
-            <w:pPr>
-              <w:rPr>
-                <w:rFonts w:ascii="Times New Roman" w:hAnsi="Times New Roman" w:cs="Times New Roman"/>
-                <w:sz w:val="26"/>
-                <w:szCs w:val="26"/>
-              </w:rPr>
-            </w:pPr>
-          </w:p>
-        </w:tc>
-      </w:tr>
-      <w:tr>
-        <w:trPr>
-          <w:trHeight w:val="3"/>
-          <w:tblCellSpacing w:w="15" w:type="dxa"/>
-        </w:trPr>
-        <w:tc>
-          <w:tcPr>
-            <w:tcW w:w="93" w:type="dxa"/>
-            <w:vAlign w:val="center"/>
-          </w:tcPr>
-          <w:p>
-            <w:pPr>
-              <w:rPr>
-                <w:rFonts w:ascii="Times New Roman" w:hAnsi="Times New Roman" w:cs="Times New Roman"/>
-                <w:sz w:val="26"/>
-                <w:szCs w:val="26"/>
-              </w:rPr>
-            </w:pPr>
-          </w:p>
-        </w:tc>
-        <w:tc>
-          <w:tcPr>
-            <w:tcW w:w="70" w:type="dxa"/>
-            <w:vAlign w:val="center"/>
-          </w:tcPr>
-          <w:p>
-            <w:pPr>
-              <w:rPr>
-                <w:rFonts w:ascii="Times New Roman" w:hAnsi="Times New Roman" w:cs="Times New Roman"/>
-                <w:sz w:val="26"/>
-                <w:szCs w:val="26"/>
-              </w:rPr>
-            </w:pPr>
-          </w:p>
-        </w:tc>
-        <w:tc>
-          <w:tcPr>
-            <w:tcW w:w="55" w:type="dxa"/>
-          </w:tcPr>
-          <w:p>
-            <w:pPr>
-              <w:rPr>
-                <w:rFonts w:ascii="Times New Roman" w:hAnsi="Times New Roman" w:cs="Times New Roman"/>
-                <w:sz w:val="26"/>
-                <w:szCs w:val="26"/>
-              </w:rPr>
-            </w:pPr>
-          </w:p>
-        </w:tc>
-      </w:tr>
-      <w:tr>
-        <w:trPr>
-          <w:trHeight w:val="204"/>
-          <w:tblCellSpacing w:w="15" w:type="dxa"/>
-        </w:trPr>
-        <w:tc>
-          <w:tcPr>
-            <w:tcW w:w="93" w:type="dxa"/>
-            <w:vAlign w:val="center"/>
-          </w:tcPr>
-          <w:p>
-            <w:pPr>
-              <w:rPr>
-                <w:rFonts w:ascii="Times New Roman" w:hAnsi="Times New Roman" w:cs="Times New Roman"/>
-                <w:sz w:val="26"/>
-                <w:szCs w:val="26"/>
-              </w:rPr>
-            </w:pPr>
-          </w:p>
-        </w:tc>
-        <w:tc>
-          <w:tcPr>
-            <w:tcW w:w="70" w:type="dxa"/>
-            <w:vAlign w:val="center"/>
-          </w:tcPr>
-          <w:p>
-            <w:pPr>
-              <w:rPr>
-                <w:rFonts w:ascii="Times New Roman" w:hAnsi="Times New Roman" w:cs="Times New Roman"/>
-                <w:sz w:val="26"/>
-                <w:szCs w:val="26"/>
-              </w:rPr>
-            </w:pPr>
-          </w:p>
-        </w:tc>
-        <w:tc>
-          <w:tcPr>
-            <w:tcW w:w="55" w:type="dxa"/>
-          </w:tcPr>
-          <w:p>
-            <w:pPr>
-              <w:rPr>
-                <w:rFonts w:ascii="Times New Roman" w:hAnsi="Times New Roman" w:cs="Times New Roman"/>
-                <w:sz w:val="26"/>
-                <w:szCs w:val="26"/>
-              </w:rPr>
-            </w:pPr>
-          </w:p>
-        </w:tc>
-      </w:tr>
-    </w:tbl>
-    <w:p>
-      <w:pPr>
-        <w:pStyle w:val="Heading1"/>
-        <w:rPr>
-          <w:rFonts w:ascii="Times New Roman" w:hAnsi="Times New Roman" w:cs="Times New Roman"/>
-        </w:rPr>
-      </w:pPr>
-      <w:r>
-        <w:t>Technologies Used</w:t>
-      </w:r>
-      <w:r>
-        <w:br/>
       </w:r>
     </w:p>
     <w:p>
@@ -1615,161 +1612,51 @@
           <w:sz w:val="40"/>
           <w:szCs w:val="40"/>
         </w:rPr>
-        <w:t>How the Website Works (Flow)</w:t>
-      </w:r>
-    </w:p>
-    <w:p>
-      <w:pPr>
-        <w:numPr>
-          <w:ilvl w:val="0"/>
-          <w:numId w:val="5"/>
-        </w:numPr>
-        <w:rPr>
-          <w:rFonts w:ascii="Times New Roman" w:hAnsi="Times New Roman" w:cs="Times New Roman"/>
-          <w:sz w:val="26"/>
-          <w:szCs w:val="26"/>
-        </w:rPr>
-      </w:pPr>
-      <w:r>
-        <w:rPr>
-          <w:rFonts w:ascii="Times New Roman" w:hAnsi="Times New Roman" w:cs="Times New Roman"/>
-          <w:sz w:val="26"/>
-          <w:szCs w:val="26"/>
-        </w:rPr>
-        <w:t>User opens the website</w:t>
-      </w:r>
-    </w:p>
-    <w:p>
-      <w:pPr>
-        <w:ind w:left="720"/>
-        <w:rPr>
-          <w:rFonts w:ascii="Times New Roman" w:hAnsi="Times New Roman" w:cs="Times New Roman"/>
-          <w:sz w:val="26"/>
-          <w:szCs w:val="26"/>
-        </w:rPr>
-      </w:pPr>
-    </w:p>
-    <w:p>
-      <w:pPr>
-        <w:ind w:left="720"/>
-        <w:rPr>
-          <w:rFonts w:ascii="Times New Roman" w:hAnsi="Times New Roman" w:cs="Times New Roman"/>
-          <w:sz w:val="26"/>
-          <w:szCs w:val="26"/>
-        </w:rPr>
-      </w:pPr>
-      <w:r>
-        <w:rPr>
-          <w:rFonts w:ascii="Times New Roman" w:hAnsi="Times New Roman" w:cs="Times New Roman"/>
-          <w:sz w:val="26"/>
-          <w:szCs w:val="26"/>
-        </w:rPr>
-        <w:t>Selects a job role</w:t>
-      </w:r>
-    </w:p>
-    <w:p>
-      <w:pPr>
-        <w:numPr>
-          <w:ilvl w:val="0"/>
-          <w:numId w:val="5"/>
-        </w:numPr>
-        <w:rPr>
-          <w:rFonts w:ascii="Times New Roman" w:hAnsi="Times New Roman" w:cs="Times New Roman"/>
-          <w:sz w:val="26"/>
-          <w:szCs w:val="26"/>
-        </w:rPr>
-      </w:pPr>
-      <w:r>
-        <w:rPr>
-          <w:rFonts w:ascii="Times New Roman" w:hAnsi="Times New Roman" w:cs="Times New Roman"/>
-          <w:sz w:val="26"/>
-          <w:szCs w:val="26"/>
-        </w:rPr>
-        <w:t>Interview starts</w:t>
-      </w:r>
-    </w:p>
-    <w:p>
-      <w:pPr>
-        <w:numPr>
-          <w:ilvl w:val="0"/>
-          <w:numId w:val="5"/>
-        </w:numPr>
-        <w:rPr>
-          <w:rFonts w:ascii="Times New Roman" w:hAnsi="Times New Roman" w:cs="Times New Roman"/>
-          <w:sz w:val="26"/>
-          <w:szCs w:val="26"/>
-        </w:rPr>
-      </w:pPr>
-      <w:r>
-        <w:rPr>
-          <w:rFonts w:ascii="Times New Roman" w:hAnsi="Times New Roman" w:cs="Times New Roman"/>
-          <w:sz w:val="26"/>
-          <w:szCs w:val="26"/>
-        </w:rPr>
-        <w:t>User answers questions</w:t>
-      </w:r>
-    </w:p>
-    <w:p>
-      <w:pPr>
-        <w:numPr>
-          <w:ilvl w:val="0"/>
-          <w:numId w:val="5"/>
-        </w:numPr>
-        <w:rPr>
-          <w:rFonts w:ascii="Times New Roman" w:hAnsi="Times New Roman" w:cs="Times New Roman"/>
-          <w:sz w:val="26"/>
-          <w:szCs w:val="26"/>
-        </w:rPr>
-      </w:pPr>
-      <w:r>
-        <w:rPr>
-          <w:rFonts w:ascii="Times New Roman" w:hAnsi="Times New Roman" w:cs="Times New Roman"/>
-          <w:sz w:val="26"/>
-          <w:szCs w:val="26"/>
-        </w:rPr>
-        <w:t>Interview ends</w:t>
-      </w:r>
-    </w:p>
-    <w:p>
-      <w:pPr>
-        <w:numPr>
-          <w:ilvl w:val="0"/>
-          <w:numId w:val="5"/>
-        </w:numPr>
-        <w:rPr>
-          <w:rFonts w:ascii="Times New Roman" w:hAnsi="Times New Roman" w:cs="Times New Roman"/>
-          <w:sz w:val="26"/>
-          <w:szCs w:val="26"/>
-        </w:rPr>
-      </w:pPr>
-      <w:r>
-        <w:rPr>
-          <w:rFonts w:ascii="Times New Roman" w:hAnsi="Times New Roman" w:cs="Times New Roman"/>
-          <w:sz w:val="26"/>
-          <w:szCs w:val="26"/>
-        </w:rPr>
-        <w:t>Feedback is shown</w:t>
-      </w:r>
-    </w:p>
-    <w:p>
-      <w:pPr>
-        <w:numPr>
-          <w:ilvl w:val="0"/>
-          <w:numId w:val="5"/>
-        </w:numPr>
-        <w:rPr>
-          <w:rFonts w:ascii="Times New Roman" w:hAnsi="Times New Roman" w:cs="Times New Roman"/>
-          <w:sz w:val="26"/>
-          <w:szCs w:val="26"/>
-        </w:rPr>
-      </w:pPr>
-      <w:r>
-        <w:rPr>
-          <w:rFonts w:ascii="Times New Roman" w:hAnsi="Times New Roman" w:cs="Times New Roman"/>
-          <w:sz w:val="26"/>
-          <w:szCs w:val="26"/>
-        </w:rPr>
-        <w:t>User can restart</w:t>
+        <w:t>Technologies Used</w:t>
+      </w:r>
+    </w:p>
+    <w:p>
+      <w:pPr>
+        <w:pStyle w:val="ListParagraph"/>
+        <w:numPr>
+          <w:ilvl w:val="0"/>
+          <w:numId w:val="12"/>
+        </w:numPr>
+        <w:rPr>
+          <w:rFonts w:ascii="Times New Roman" w:hAnsi="Times New Roman" w:cs="Times New Roman"/>
+          <w:sz w:val="26"/>
+          <w:szCs w:val="26"/>
+        </w:rPr>
+      </w:pPr>
+      <w:r>
+        <w:rPr>
+          <w:rFonts w:ascii="Times New Roman" w:hAnsi="Times New Roman" w:cs="Times New Roman"/>
+          <w:sz w:val="26"/>
+          <w:szCs w:val="26"/>
+        </w:rPr>
+        <w:t>Machine Leaning</w:t>
+      </w:r>
+    </w:p>
+    <w:p>
+      <w:pPr>
+        <w:pStyle w:val="ListParagraph"/>
+        <w:numPr>
+          <w:ilvl w:val="0"/>
+          <w:numId w:val="12"/>
+        </w:numPr>
+        <w:rPr>
+          <w:rFonts w:ascii="Times New Roman" w:hAnsi="Times New Roman" w:cs="Times New Roman"/>
+          <w:sz w:val="26"/>
+          <w:szCs w:val="26"/>
+        </w:rPr>
+      </w:pPr>
+      <w:r>
+        <w:rPr>
+          <w:rFonts w:ascii="Times New Roman" w:hAnsi="Times New Roman" w:cs="Times New Roman"/>
+          <w:sz w:val="26"/>
+          <w:szCs w:val="26"/>
+        </w:rPr>
+        <w:t>Natural Language Processing</w:t>
       </w:r>
     </w:p>
     <w:p>
@@ -1787,112 +1674,154 @@
           <w:sz w:val="40"/>
           <w:szCs w:val="40"/>
         </w:rPr>
-        <w:t>Advantages of the Project</w:t>
-      </w:r>
-    </w:p>
-    <w:p>
-      <w:pPr>
-        <w:numPr>
-          <w:ilvl w:val="0"/>
-          <w:numId w:val="6"/>
-        </w:numPr>
-        <w:rPr>
-          <w:rFonts w:ascii="Times New Roman" w:hAnsi="Times New Roman" w:cs="Times New Roman"/>
-          <w:sz w:val="26"/>
-          <w:szCs w:val="26"/>
-        </w:rPr>
-      </w:pPr>
-      <w:r>
-        <w:rPr>
-          <w:rFonts w:ascii="Times New Roman" w:hAnsi="Times New Roman" w:cs="Times New Roman"/>
-          <w:sz w:val="26"/>
-          <w:szCs w:val="26"/>
-        </w:rPr>
-        <w:t>Easy to use</w:t>
-      </w:r>
-    </w:p>
-    <w:p>
-      <w:pPr>
-        <w:numPr>
-          <w:ilvl w:val="0"/>
-          <w:numId w:val="6"/>
-        </w:numPr>
-        <w:rPr>
-          <w:rFonts w:ascii="Times New Roman" w:hAnsi="Times New Roman" w:cs="Times New Roman"/>
-          <w:sz w:val="26"/>
-          <w:szCs w:val="26"/>
-        </w:rPr>
-      </w:pPr>
-      <w:r>
-        <w:rPr>
-          <w:rFonts w:ascii="Times New Roman" w:hAnsi="Times New Roman" w:cs="Times New Roman"/>
-          <w:sz w:val="26"/>
-          <w:szCs w:val="26"/>
-        </w:rPr>
-        <w:t>Helps build confidence</w:t>
-      </w:r>
-    </w:p>
-    <w:p>
-      <w:pPr>
-        <w:numPr>
-          <w:ilvl w:val="0"/>
-          <w:numId w:val="6"/>
-        </w:numPr>
-        <w:rPr>
-          <w:rFonts w:ascii="Times New Roman" w:hAnsi="Times New Roman" w:cs="Times New Roman"/>
-          <w:sz w:val="26"/>
-          <w:szCs w:val="26"/>
-        </w:rPr>
-      </w:pPr>
-      <w:r>
-        <w:rPr>
-          <w:rFonts w:ascii="Times New Roman" w:hAnsi="Times New Roman" w:cs="Times New Roman"/>
-          <w:sz w:val="26"/>
-          <w:szCs w:val="26"/>
-        </w:rPr>
-        <w:t>Useful for students and freshers</w:t>
-      </w:r>
-    </w:p>
-    <w:p>
-      <w:pPr>
-        <w:numPr>
-          <w:ilvl w:val="0"/>
-          <w:numId w:val="6"/>
-        </w:numPr>
-        <w:rPr>
-          <w:rFonts w:ascii="Times New Roman" w:hAnsi="Times New Roman" w:cs="Times New Roman"/>
-          <w:sz w:val="26"/>
-          <w:szCs w:val="26"/>
-        </w:rPr>
-      </w:pPr>
-      <w:r>
-        <w:rPr>
-          <w:rFonts w:ascii="Times New Roman" w:hAnsi="Times New Roman" w:cs="Times New Roman"/>
-          <w:sz w:val="26"/>
-          <w:szCs w:val="26"/>
-        </w:rPr>
-        <w:t>Can be accessed anytime</w:t>
-      </w:r>
-    </w:p>
-    <w:p>
-      <w:pPr>
-        <w:numPr>
-          <w:ilvl w:val="0"/>
-          <w:numId w:val="6"/>
-        </w:numPr>
-        <w:rPr>
-          <w:rFonts w:ascii="Times New Roman" w:hAnsi="Times New Roman" w:cs="Times New Roman"/>
-          <w:sz w:val="26"/>
-          <w:szCs w:val="26"/>
-        </w:rPr>
-      </w:pPr>
-      <w:r>
-        <w:rPr>
-          <w:rFonts w:ascii="Times New Roman" w:hAnsi="Times New Roman" w:cs="Times New Roman"/>
-          <w:sz w:val="26"/>
-          <w:szCs w:val="26"/>
-        </w:rPr>
-        <w:t>No cost required</w:t>
+        <w:t>How the Website Works (Flow)</w:t>
+      </w:r>
+    </w:p>
+    <w:p>
+      <w:pPr>
+        <w:numPr>
+          <w:ilvl w:val="0"/>
+          <w:numId w:val="5"/>
+        </w:numPr>
+        <w:rPr>
+          <w:rFonts w:ascii="Times New Roman" w:hAnsi="Times New Roman" w:cs="Times New Roman"/>
+          <w:sz w:val="26"/>
+          <w:szCs w:val="26"/>
+        </w:rPr>
+      </w:pPr>
+      <w:r>
+        <w:rPr>
+          <w:rFonts w:ascii="Times New Roman" w:hAnsi="Times New Roman" w:cs="Times New Roman"/>
+          <w:sz w:val="26"/>
+          <w:szCs w:val="26"/>
+        </w:rPr>
+        <w:t>User opens the website</w:t>
+      </w:r>
+    </w:p>
+    <w:p>
+      <w:pPr>
+        <w:numPr>
+          <w:ilvl w:val="0"/>
+          <w:numId w:val="5"/>
+        </w:numPr>
+        <w:rPr>
+          <w:rFonts w:ascii="Times New Roman" w:hAnsi="Times New Roman" w:cs="Times New Roman"/>
+          <w:sz w:val="26"/>
+          <w:szCs w:val="26"/>
+        </w:rPr>
+      </w:pPr>
+      <w:r>
+        <w:rPr>
+          <w:rFonts w:ascii="Times New Roman" w:hAnsi="Times New Roman" w:cs="Times New Roman"/>
+          <w:sz w:val="26"/>
+          <w:szCs w:val="26"/>
+        </w:rPr>
+        <w:t>Selects a job role</w:t>
+      </w:r>
+    </w:p>
+    <w:p>
+      <w:pPr>
+        <w:numPr>
+          <w:ilvl w:val="0"/>
+          <w:numId w:val="5"/>
+        </w:numPr>
+        <w:rPr>
+          <w:rFonts w:ascii="Times New Roman" w:hAnsi="Times New Roman" w:cs="Times New Roman"/>
+          <w:sz w:val="26"/>
+          <w:szCs w:val="26"/>
+        </w:rPr>
+      </w:pPr>
+      <w:r>
+        <w:rPr>
+          <w:rFonts w:ascii="Times New Roman" w:hAnsi="Times New Roman" w:cs="Times New Roman"/>
+          <w:sz w:val="26"/>
+          <w:szCs w:val="26"/>
+        </w:rPr>
+        <w:t>Interview starts</w:t>
+      </w:r>
+    </w:p>
+    <w:p>
+      <w:pPr>
+        <w:numPr>
+          <w:ilvl w:val="0"/>
+          <w:numId w:val="5"/>
+        </w:numPr>
+        <w:rPr>
+          <w:rFonts w:ascii="Times New Roman" w:hAnsi="Times New Roman" w:cs="Times New Roman"/>
+          <w:sz w:val="26"/>
+          <w:szCs w:val="26"/>
+        </w:rPr>
+      </w:pPr>
+      <w:r>
+        <w:rPr>
+          <w:rFonts w:ascii="Times New Roman" w:hAnsi="Times New Roman" w:cs="Times New Roman"/>
+          <w:sz w:val="26"/>
+          <w:szCs w:val="26"/>
+        </w:rPr>
+        <w:t>User answers questions</w:t>
+      </w:r>
+    </w:p>
+    <w:p>
+      <w:pPr>
+        <w:numPr>
+          <w:ilvl w:val="0"/>
+          <w:numId w:val="5"/>
+        </w:numPr>
+        <w:rPr>
+          <w:rFonts w:ascii="Times New Roman" w:hAnsi="Times New Roman" w:cs="Times New Roman"/>
+          <w:sz w:val="26"/>
+          <w:szCs w:val="26"/>
+        </w:rPr>
+      </w:pPr>
+      <w:r>
+        <w:rPr>
+          <w:rFonts w:ascii="Times New Roman" w:hAnsi="Times New Roman" w:cs="Times New Roman"/>
+          <w:sz w:val="26"/>
+          <w:szCs w:val="26"/>
+        </w:rPr>
+        <w:t>Interview ends</w:t>
+      </w:r>
+    </w:p>
+    <w:p>
+      <w:pPr>
+        <w:numPr>
+          <w:ilvl w:val="0"/>
+          <w:numId w:val="5"/>
+        </w:numPr>
+        <w:rPr>
+          <w:rFonts w:ascii="Times New Roman" w:hAnsi="Times New Roman" w:cs="Times New Roman"/>
+          <w:sz w:val="26"/>
+          <w:szCs w:val="26"/>
+        </w:rPr>
+      </w:pPr>
+      <w:r>
+        <w:rPr>
+          <w:rFonts w:ascii="Times New Roman" w:hAnsi="Times New Roman" w:cs="Times New Roman"/>
+          <w:sz w:val="26"/>
+          <w:szCs w:val="26"/>
+        </w:rPr>
+        <w:t>Feedback is shown</w:t>
+      </w:r>
+    </w:p>
+    <w:p>
+      <w:pPr>
+        <w:numPr>
+          <w:ilvl w:val="0"/>
+          <w:numId w:val="5"/>
+        </w:numPr>
+        <w:rPr>
+          <w:rFonts w:ascii="Times New Roman" w:hAnsi="Times New Roman" w:cs="Times New Roman"/>
+          <w:sz w:val="26"/>
+          <w:szCs w:val="26"/>
+        </w:rPr>
+      </w:pPr>
+      <w:r>
+        <w:rPr>
+          <w:rFonts w:ascii="Times New Roman" w:hAnsi="Times New Roman" w:cs="Times New Roman"/>
+          <w:sz w:val="26"/>
+          <w:szCs w:val="26"/>
+        </w:rPr>
+        <w:t>User can restart</w:t>
       </w:r>
     </w:p>
     <w:p>
@@ -1910,70 +1839,112 @@
           <w:sz w:val="40"/>
           <w:szCs w:val="40"/>
         </w:rPr>
-        <w:t>Limitations</w:t>
-      </w:r>
-    </w:p>
-    <w:p>
-      <w:pPr>
-        <w:numPr>
-          <w:ilvl w:val="0"/>
-          <w:numId w:val="7"/>
-        </w:numPr>
-        <w:rPr>
-          <w:rFonts w:ascii="Times New Roman" w:hAnsi="Times New Roman" w:cs="Times New Roman"/>
-          <w:sz w:val="26"/>
-          <w:szCs w:val="26"/>
-        </w:rPr>
-      </w:pPr>
-      <w:r>
-        <w:rPr>
-          <w:rFonts w:ascii="Times New Roman" w:hAnsi="Times New Roman" w:cs="Times New Roman"/>
-          <w:sz w:val="26"/>
-          <w:szCs w:val="26"/>
-        </w:rPr>
-        <w:t>No user login system</w:t>
-      </w:r>
-    </w:p>
-    <w:p>
-      <w:pPr>
-        <w:numPr>
-          <w:ilvl w:val="0"/>
-          <w:numId w:val="7"/>
-        </w:numPr>
-        <w:rPr>
-          <w:rFonts w:ascii="Times New Roman" w:hAnsi="Times New Roman" w:cs="Times New Roman"/>
-          <w:sz w:val="26"/>
-          <w:szCs w:val="26"/>
-        </w:rPr>
-      </w:pPr>
-      <w:r>
-        <w:rPr>
-          <w:rFonts w:ascii="Times New Roman" w:hAnsi="Times New Roman" w:cs="Times New Roman"/>
-          <w:sz w:val="26"/>
-          <w:szCs w:val="26"/>
-        </w:rPr>
-        <w:t>Feedback is basic</w:t>
-      </w:r>
-    </w:p>
-    <w:p>
-      <w:pPr>
-        <w:numPr>
-          <w:ilvl w:val="0"/>
-          <w:numId w:val="7"/>
-        </w:numPr>
-        <w:rPr>
-          <w:rFonts w:ascii="Times New Roman" w:hAnsi="Times New Roman" w:cs="Times New Roman"/>
-          <w:sz w:val="26"/>
-          <w:szCs w:val="26"/>
-        </w:rPr>
-      </w:pPr>
-      <w:r>
-        <w:rPr>
-          <w:rFonts w:ascii="Times New Roman" w:hAnsi="Times New Roman" w:cs="Times New Roman"/>
-          <w:sz w:val="26"/>
-          <w:szCs w:val="26"/>
-        </w:rPr>
-        <w:t>No voice or video interview</w:t>
+        <w:t>Advantages of the Project</w:t>
+      </w:r>
+    </w:p>
+    <w:p>
+      <w:pPr>
+        <w:numPr>
+          <w:ilvl w:val="0"/>
+          <w:numId w:val="6"/>
+        </w:numPr>
+        <w:rPr>
+          <w:rFonts w:ascii="Times New Roman" w:hAnsi="Times New Roman" w:cs="Times New Roman"/>
+          <w:sz w:val="26"/>
+          <w:szCs w:val="26"/>
+        </w:rPr>
+      </w:pPr>
+      <w:r>
+        <w:rPr>
+          <w:rFonts w:ascii="Times New Roman" w:hAnsi="Times New Roman" w:cs="Times New Roman"/>
+          <w:sz w:val="26"/>
+          <w:szCs w:val="26"/>
+        </w:rPr>
+        <w:t>Easy to use</w:t>
+      </w:r>
+    </w:p>
+    <w:p>
+      <w:pPr>
+        <w:numPr>
+          <w:ilvl w:val="0"/>
+          <w:numId w:val="6"/>
+        </w:numPr>
+        <w:rPr>
+          <w:rFonts w:ascii="Times New Roman" w:hAnsi="Times New Roman" w:cs="Times New Roman"/>
+          <w:sz w:val="26"/>
+          <w:szCs w:val="26"/>
+        </w:rPr>
+      </w:pPr>
+      <w:r>
+        <w:rPr>
+          <w:rFonts w:ascii="Times New Roman" w:hAnsi="Times New Roman" w:cs="Times New Roman"/>
+          <w:sz w:val="26"/>
+          <w:szCs w:val="26"/>
+        </w:rPr>
+        <w:t>Helps build confidence</w:t>
+      </w:r>
+    </w:p>
+    <w:p>
+      <w:pPr>
+        <w:numPr>
+          <w:ilvl w:val="0"/>
+          <w:numId w:val="6"/>
+        </w:numPr>
+        <w:rPr>
+          <w:rFonts w:ascii="Times New Roman" w:hAnsi="Times New Roman" w:cs="Times New Roman"/>
+          <w:sz w:val="26"/>
+          <w:szCs w:val="26"/>
+        </w:rPr>
+      </w:pPr>
+      <w:r>
+        <w:rPr>
+          <w:rFonts w:ascii="Times New Roman" w:hAnsi="Times New Roman" w:cs="Times New Roman"/>
+          <w:sz w:val="26"/>
+          <w:szCs w:val="26"/>
+        </w:rPr>
+        <w:t>Useful for students and freshers</w:t>
+      </w:r>
+    </w:p>
+    <w:p>
+      <w:pPr>
+        <w:numPr>
+          <w:ilvl w:val="0"/>
+          <w:numId w:val="6"/>
+        </w:numPr>
+        <w:rPr>
+          <w:rFonts w:ascii="Times New Roman" w:hAnsi="Times New Roman" w:cs="Times New Roman"/>
+          <w:sz w:val="26"/>
+          <w:szCs w:val="26"/>
+        </w:rPr>
+      </w:pPr>
+      <w:r>
+        <w:rPr>
+          <w:rFonts w:ascii="Times New Roman" w:hAnsi="Times New Roman" w:cs="Times New Roman"/>
+          <w:sz w:val="26"/>
+          <w:szCs w:val="26"/>
+        </w:rPr>
+        <w:t>Can be accessed anytime</w:t>
+      </w:r>
+    </w:p>
+    <w:p>
+      <w:pPr>
+        <w:numPr>
+          <w:ilvl w:val="0"/>
+          <w:numId w:val="6"/>
+        </w:numPr>
+        <w:rPr>
+          <w:rFonts w:ascii="Times New Roman" w:hAnsi="Times New Roman" w:cs="Times New Roman"/>
+          <w:sz w:val="26"/>
+          <w:szCs w:val="26"/>
+        </w:rPr>
+      </w:pPr>
+      <w:r>
+        <w:rPr>
+          <w:rFonts w:ascii="Times New Roman" w:hAnsi="Times New Roman" w:cs="Times New Roman"/>
+          <w:sz w:val="26"/>
+          <w:szCs w:val="26"/>
+        </w:rPr>
+        <w:t>No cost required</w:t>
       </w:r>
     </w:p>
     <w:p>
@@ -1991,112 +1962,70 @@
           <w:sz w:val="40"/>
           <w:szCs w:val="40"/>
         </w:rPr>
-        <w:t>Future Improvements</w:t>
-      </w:r>
-    </w:p>
-    <w:p>
-      <w:pPr>
-        <w:numPr>
-          <w:ilvl w:val="0"/>
-          <w:numId w:val="8"/>
-        </w:numPr>
-        <w:rPr>
-          <w:rFonts w:ascii="Times New Roman" w:hAnsi="Times New Roman" w:cs="Times New Roman"/>
-          <w:sz w:val="26"/>
-          <w:szCs w:val="26"/>
-        </w:rPr>
-      </w:pPr>
-      <w:r>
-        <w:rPr>
-          <w:rFonts w:ascii="Times New Roman" w:hAnsi="Times New Roman" w:cs="Times New Roman"/>
-          <w:sz w:val="26"/>
-          <w:szCs w:val="26"/>
-        </w:rPr>
-        <w:t>Add AI-based answer evaluation</w:t>
-      </w:r>
-    </w:p>
-    <w:p>
-      <w:pPr>
-        <w:numPr>
-          <w:ilvl w:val="0"/>
-          <w:numId w:val="8"/>
-        </w:numPr>
-        <w:rPr>
-          <w:rFonts w:ascii="Times New Roman" w:hAnsi="Times New Roman" w:cs="Times New Roman"/>
-          <w:sz w:val="26"/>
-          <w:szCs w:val="26"/>
-        </w:rPr>
-      </w:pPr>
-      <w:r>
-        <w:rPr>
-          <w:rFonts w:ascii="Times New Roman" w:hAnsi="Times New Roman" w:cs="Times New Roman"/>
-          <w:sz w:val="26"/>
-          <w:szCs w:val="26"/>
-        </w:rPr>
-        <w:t>User login and progress tracking</w:t>
-      </w:r>
-    </w:p>
-    <w:p>
-      <w:pPr>
-        <w:numPr>
-          <w:ilvl w:val="0"/>
-          <w:numId w:val="8"/>
-        </w:numPr>
-        <w:rPr>
-          <w:rFonts w:ascii="Times New Roman" w:hAnsi="Times New Roman" w:cs="Times New Roman"/>
-          <w:sz w:val="26"/>
-          <w:szCs w:val="26"/>
-        </w:rPr>
-      </w:pPr>
-      <w:r>
-        <w:rPr>
-          <w:rFonts w:ascii="Times New Roman" w:hAnsi="Times New Roman" w:cs="Times New Roman"/>
-          <w:sz w:val="26"/>
-          <w:szCs w:val="26"/>
-        </w:rPr>
-        <w:t>Voice-based interviews</w:t>
-      </w:r>
-    </w:p>
-    <w:p>
-      <w:pPr>
-        <w:numPr>
-          <w:ilvl w:val="0"/>
-          <w:numId w:val="8"/>
-        </w:numPr>
-        <w:rPr>
-          <w:rFonts w:ascii="Times New Roman" w:hAnsi="Times New Roman" w:cs="Times New Roman"/>
-          <w:sz w:val="26"/>
-          <w:szCs w:val="26"/>
-        </w:rPr>
-      </w:pPr>
-      <w:r>
-        <w:rPr>
-          <w:rFonts w:ascii="Times New Roman" w:hAnsi="Times New Roman" w:cs="Times New Roman"/>
-          <w:sz w:val="26"/>
-          <w:szCs w:val="26"/>
-        </w:rPr>
-        <w:t>More job roles</w:t>
-      </w:r>
-    </w:p>
-    <w:p>
-      <w:pPr>
-        <w:numPr>
-          <w:ilvl w:val="0"/>
-          <w:numId w:val="8"/>
-        </w:numPr>
-        <w:rPr>
-          <w:rFonts w:ascii="Times New Roman" w:hAnsi="Times New Roman" w:cs="Times New Roman"/>
-          <w:sz w:val="26"/>
-          <w:szCs w:val="26"/>
-        </w:rPr>
-      </w:pPr>
-      <w:r>
-        <w:rPr>
-          <w:rFonts w:ascii="Times New Roman" w:hAnsi="Times New Roman" w:cs="Times New Roman"/>
-          <w:sz w:val="26"/>
-          <w:szCs w:val="26"/>
-        </w:rPr>
-        <w:t>Downloadable interview report</w:t>
+        <w:t>Limitations</w:t>
+      </w:r>
+    </w:p>
+    <w:p>
+      <w:pPr>
+        <w:numPr>
+          <w:ilvl w:val="0"/>
+          <w:numId w:val="7"/>
+        </w:numPr>
+        <w:rPr>
+          <w:rFonts w:ascii="Times New Roman" w:hAnsi="Times New Roman" w:cs="Times New Roman"/>
+          <w:sz w:val="26"/>
+          <w:szCs w:val="26"/>
+        </w:rPr>
+      </w:pPr>
+      <w:r>
+        <w:rPr>
+          <w:rFonts w:ascii="Times New Roman" w:hAnsi="Times New Roman" w:cs="Times New Roman"/>
+          <w:sz w:val="26"/>
+          <w:szCs w:val="26"/>
+        </w:rPr>
+        <w:t>No user login system</w:t>
+      </w:r>
+    </w:p>
+    <w:p>
+      <w:pPr>
+        <w:numPr>
+          <w:ilvl w:val="0"/>
+          <w:numId w:val="7"/>
+        </w:numPr>
+        <w:rPr>
+          <w:rFonts w:ascii="Times New Roman" w:hAnsi="Times New Roman" w:cs="Times New Roman"/>
+          <w:sz w:val="26"/>
+          <w:szCs w:val="26"/>
+        </w:rPr>
+      </w:pPr>
+      <w:r>
+        <w:rPr>
+          <w:rFonts w:ascii="Times New Roman" w:hAnsi="Times New Roman" w:cs="Times New Roman"/>
+          <w:sz w:val="26"/>
+          <w:szCs w:val="26"/>
+        </w:rPr>
+        <w:t>Feedback is basic</w:t>
+      </w:r>
+    </w:p>
+    <w:p>
+      <w:pPr>
+        <w:numPr>
+          <w:ilvl w:val="0"/>
+          <w:numId w:val="7"/>
+        </w:numPr>
+        <w:rPr>
+          <w:rFonts w:ascii="Times New Roman" w:hAnsi="Times New Roman" w:cs="Times New Roman"/>
+          <w:sz w:val="26"/>
+          <w:szCs w:val="26"/>
+        </w:rPr>
+      </w:pPr>
+      <w:r>
+        <w:rPr>
+          <w:rFonts w:ascii="Times New Roman" w:hAnsi="Times New Roman" w:cs="Times New Roman"/>
+          <w:sz w:val="26"/>
+          <w:szCs w:val="26"/>
+        </w:rPr>
+        <w:t>No voice or video interview</w:t>
       </w:r>
     </w:p>
     <w:p>
@@ -2114,6 +2043,141 @@
           <w:sz w:val="40"/>
           <w:szCs w:val="40"/>
         </w:rPr>
+        <w:lastRenderedPageBreak/>
+        <w:t>Future Improvements</w:t>
+      </w:r>
+    </w:p>
+    <w:p>
+      <w:pPr>
+        <w:numPr>
+          <w:ilvl w:val="0"/>
+          <w:numId w:val="8"/>
+        </w:numPr>
+        <w:rPr>
+          <w:rFonts w:ascii="Times New Roman" w:hAnsi="Times New Roman" w:cs="Times New Roman"/>
+          <w:sz w:val="26"/>
+          <w:szCs w:val="26"/>
+        </w:rPr>
+      </w:pPr>
+      <w:r>
+        <w:rPr>
+          <w:rFonts w:ascii="Times New Roman" w:hAnsi="Times New Roman" w:cs="Times New Roman"/>
+          <w:sz w:val="26"/>
+          <w:szCs w:val="26"/>
+        </w:rPr>
+        <w:t>Add AI-based answer evaluation</w:t>
+      </w:r>
+      <w:r>
+        <w:rPr>
+          <w:rFonts w:ascii="Times New Roman" w:hAnsi="Times New Roman" w:cs="Times New Roman"/>
+          <w:sz w:val="26"/>
+          <w:szCs w:val="26"/>
+        </w:rPr>
+        <w:t>.</w:t>
+      </w:r>
+    </w:p>
+    <w:p>
+      <w:pPr>
+        <w:numPr>
+          <w:ilvl w:val="0"/>
+          <w:numId w:val="8"/>
+        </w:numPr>
+        <w:rPr>
+          <w:rFonts w:ascii="Times New Roman" w:hAnsi="Times New Roman" w:cs="Times New Roman"/>
+          <w:sz w:val="26"/>
+          <w:szCs w:val="26"/>
+        </w:rPr>
+      </w:pPr>
+      <w:r>
+        <w:rPr>
+          <w:rFonts w:ascii="Times New Roman" w:hAnsi="Times New Roman" w:cs="Times New Roman"/>
+          <w:sz w:val="26"/>
+          <w:szCs w:val="26"/>
+        </w:rPr>
+        <w:t>Voice-based interviews</w:t>
+      </w:r>
+      <w:r>
+        <w:rPr>
+          <w:rFonts w:ascii="Times New Roman" w:hAnsi="Times New Roman" w:cs="Times New Roman"/>
+          <w:sz w:val="26"/>
+          <w:szCs w:val="26"/>
+        </w:rPr>
+        <w:t>.</w:t>
+      </w:r>
+    </w:p>
+    <w:p>
+      <w:pPr>
+        <w:numPr>
+          <w:ilvl w:val="0"/>
+          <w:numId w:val="8"/>
+        </w:numPr>
+        <w:rPr>
+          <w:rFonts w:ascii="Times New Roman" w:hAnsi="Times New Roman" w:cs="Times New Roman"/>
+          <w:sz w:val="26"/>
+          <w:szCs w:val="26"/>
+        </w:rPr>
+      </w:pPr>
+      <w:r>
+        <w:rPr>
+          <w:rFonts w:ascii="Times New Roman" w:hAnsi="Times New Roman" w:cs="Times New Roman"/>
+          <w:sz w:val="26"/>
+          <w:szCs w:val="26"/>
+        </w:rPr>
+        <w:t>More job roles</w:t>
+      </w:r>
+      <w:r>
+        <w:rPr>
+          <w:rFonts w:ascii="Times New Roman" w:hAnsi="Times New Roman" w:cs="Times New Roman"/>
+          <w:sz w:val="26"/>
+          <w:szCs w:val="26"/>
+        </w:rPr>
+        <w:t>.</w:t>
+      </w:r>
+    </w:p>
+    <w:p>
+      <w:pPr>
+        <w:numPr>
+          <w:ilvl w:val="0"/>
+          <w:numId w:val="8"/>
+        </w:numPr>
+        <w:rPr>
+          <w:rFonts w:ascii="Times New Roman" w:hAnsi="Times New Roman" w:cs="Times New Roman"/>
+          <w:sz w:val="26"/>
+          <w:szCs w:val="26"/>
+        </w:rPr>
+      </w:pPr>
+      <w:r>
+        <w:rPr>
+          <w:rFonts w:ascii="Times New Roman" w:hAnsi="Times New Roman" w:cs="Times New Roman"/>
+          <w:sz w:val="26"/>
+          <w:szCs w:val="26"/>
+        </w:rPr>
+        <w:t>Downloadable interview report</w:t>
+      </w:r>
+      <w:r>
+        <w:rPr>
+          <w:rFonts w:ascii="Times New Roman" w:hAnsi="Times New Roman" w:cs="Times New Roman"/>
+          <w:sz w:val="26"/>
+          <w:szCs w:val="26"/>
+        </w:rPr>
+        <w:t>.</w:t>
+      </w:r>
+    </w:p>
+    <w:p>
+      <w:pPr>
+        <w:pStyle w:val="Heading2"/>
+        <w:rPr>
+          <w:rFonts w:ascii="Times New Roman" w:hAnsi="Times New Roman" w:cs="Times New Roman"/>
+          <w:sz w:val="40"/>
+          <w:szCs w:val="40"/>
+        </w:rPr>
+      </w:pPr>
+      <w:r>
+        <w:rPr>
+          <w:rFonts w:ascii="Times New Roman" w:hAnsi="Times New Roman" w:cs="Times New Roman"/>
+          <w:sz w:val="40"/>
+          <w:szCs w:val="40"/>
+        </w:rPr>
         <w:t>Conclusion</w:t>
       </w:r>
     </w:p>
@@ -2132,7 +2196,15 @@
           <w:sz w:val="26"/>
           <w:szCs w:val="26"/>
         </w:rPr>
-        <w:t>MockMaster</w:t>
+        <w:t>MockMa</w:t>
+      </w:r>
+      <w:r>
+        <w:rPr>
+          <w:rFonts w:ascii="Times New Roman" w:hAnsi="Times New Roman" w:cs="Times New Roman"/>
+          <w:sz w:val="26"/>
+          <w:szCs w:val="26"/>
+        </w:rPr>
+        <w:t>te</w:t>
       </w:r>
       <w:proofErr w:type="spellEnd"/>
       <w:r>
@@ -2146,12 +2218,28 @@
     </w:p>
     <w:p>
       <w:pPr>
-        <w:rPr>
-          <w:rFonts w:ascii="Times New Roman" w:hAnsi="Times New Roman" w:cs="Times New Roman"/>
-          <w:sz w:val="26"/>
-          <w:szCs w:val="26"/>
-        </w:rPr>
-      </w:pPr>
+        <w:pStyle w:val="Heading1"/>
+      </w:pPr>
+      <w:r>
+        <w:t>D</w:t>
+      </w:r>
+      <w:r>
+        <w:t>emo Link</w:t>
+      </w:r>
+      <w:r>
+        <w:br/>
+      </w:r>
+      <w:hyperlink r:id="rId6" w:history="1">
+        <w:r>
+          <w:rPr>
+            <w:rStyle w:val="Hyperlink"/>
+          </w:rPr>
+          <w:t>https://mock-mate--mohammedmudas15.replit.app</w:t>
+        </w:r>
+      </w:hyperlink>
+      <w:r>
+        <w:br/>
+      </w:r>
     </w:p>
     <w:sectPr>
       <w:pgSz w:w="11906" w:h="16838"/>
@@ -2315,6 +2403,232 @@
     </w:lvl>
   </w:abstractNum>
   <w:abstractNum w:abstractNumId="1" w15:restartNumberingAfterBreak="0">
+    <w:nsid w:val="0ADE19C6"/>
+    <w:multiLevelType w:val="hybridMultilevel"/>
+    <w:tmpl w:val="F746CEC2"/>
+    <w:lvl w:ilvl="0" w:tplc="4009000B">
+      <w:start w:val="1"/>
+      <w:numFmt w:val="bullet"/>
+      <w:lvlText w:val=""/>
+      <w:lvlJc w:val="left"/>
+      <w:pPr>
+        <w:ind w:left="1440" w:hanging="360"/>
+      </w:pPr>
+      <w:rPr>
+        <w:rFonts w:ascii="Wingdings" w:hAnsi="Wingdings" w:hint="default"/>
+      </w:rPr>
+    </w:lvl>
+    <w:lvl w:ilvl="1" w:tplc="40090003" w:tentative="1">
+      <w:start w:val="1"/>
+      <w:numFmt w:val="bullet"/>
+      <w:lvlText w:val="o"/>
+      <w:lvlJc w:val="left"/>
+      <w:pPr>
+        <w:ind w:left="2160" w:hanging="360"/>
+      </w:pPr>
+      <w:rPr>
+        <w:rFonts w:ascii="Courier New" w:hAnsi="Courier New" w:cs="Courier New" w:hint="default"/>
+      </w:rPr>
+    </w:lvl>
+    <w:lvl w:ilvl="2" w:tplc="40090005" w:tentative="1">
+      <w:start w:val="1"/>
+      <w:numFmt w:val="bullet"/>
+      <w:lvlText w:val=""/>
+      <w:lvlJc w:val="left"/>
+      <w:pPr>
+        <w:ind w:left="2880" w:hanging="360"/>
+      </w:pPr>
+      <w:rPr>
+        <w:rFonts w:ascii="Wingdings" w:hAnsi="Wingdings" w:hint="default"/>
+      </w:rPr>
+    </w:lvl>
+    <w:lvl w:ilvl="3" w:tplc="40090001" w:tentative="1">
+      <w:start w:val="1"/>
+      <w:numFmt w:val="bullet"/>
+      <w:lvlText w:val=""/>
+      <w:lvlJc w:val="left"/>
+      <w:pPr>
+        <w:ind w:left="3600" w:hanging="360"/>
+      </w:pPr>
+      <w:rPr>
+        <w:rFonts w:ascii="Symbol" w:hAnsi="Symbol" w:hint="default"/>
+      </w:rPr>
+    </w:lvl>
+    <w:lvl w:ilvl="4" w:tplc="40090003" w:tentative="1">
+      <w:start w:val="1"/>
+      <w:numFmt w:val="bullet"/>
+      <w:lvlText w:val="o"/>
+      <w:lvlJc w:val="left"/>
+      <w:pPr>
+        <w:ind w:left="4320" w:hanging="360"/>
+      </w:pPr>
+      <w:rPr>
+        <w:rFonts w:ascii="Courier New" w:hAnsi="Courier New" w:cs="Courier New" w:hint="default"/>
+      </w:rPr>
+    </w:lvl>
+    <w:lvl w:ilvl="5" w:tplc="40090005" w:tentative="1">
+      <w:start w:val="1"/>
+      <w:numFmt w:val="bullet"/>
+      <w:lvlText w:val=""/>
+      <w:lvlJc w:val="left"/>
+      <w:pPr>
+        <w:ind w:left="5040" w:hanging="360"/>
+      </w:pPr>
+      <w:rPr>
+        <w:rFonts w:ascii="Wingdings" w:hAnsi="Wingdings" w:hint="default"/>
+      </w:rPr>
+    </w:lvl>
+    <w:lvl w:ilvl="6" w:tplc="40090001" w:tentative="1">
+      <w:start w:val="1"/>
+      <w:numFmt w:val="bullet"/>
+      <w:lvlText w:val=""/>
+      <w:lvlJc w:val="left"/>
+      <w:pPr>
+        <w:ind w:left="5760" w:hanging="360"/>
+      </w:pPr>
+      <w:rPr>
+        <w:rFonts w:ascii="Symbol" w:hAnsi="Symbol" w:hint="default"/>
+      </w:rPr>
+    </w:lvl>
+    <w:lvl w:ilvl="7" w:tplc="40090003" w:tentative="1">
+      <w:start w:val="1"/>
+      <w:numFmt w:val="bullet"/>
+      <w:lvlText w:val="o"/>
+      <w:lvlJc w:val="left"/>
+      <w:pPr>
+        <w:ind w:left="6480" w:hanging="360"/>
+      </w:pPr>
+      <w:rPr>
+        <w:rFonts w:ascii="Courier New" w:hAnsi="Courier New" w:cs="Courier New" w:hint="default"/>
+      </w:rPr>
+    </w:lvl>
+    <w:lvl w:ilvl="8" w:tplc="40090005" w:tentative="1">
+      <w:start w:val="1"/>
+      <w:numFmt w:val="bullet"/>
+      <w:lvlText w:val=""/>
+      <w:lvlJc w:val="left"/>
+      <w:pPr>
+        <w:ind w:left="7200" w:hanging="360"/>
+      </w:pPr>
+      <w:rPr>
+        <w:rFonts w:ascii="Wingdings" w:hAnsi="Wingdings" w:hint="default"/>
+      </w:rPr>
+    </w:lvl>
+  </w:abstractNum>
+  <w:abstractNum w:abstractNumId="2" w15:restartNumberingAfterBreak="0">
+    <w:nsid w:val="1883046F"/>
+    <w:multiLevelType w:val="hybridMultilevel"/>
+    <w:tmpl w:val="A6BACDE2"/>
+    <w:lvl w:ilvl="0" w:tplc="40090001">
+      <w:start w:val="1"/>
+      <w:numFmt w:val="bullet"/>
+      <w:lvlText w:val=""/>
+      <w:lvlJc w:val="left"/>
+      <w:pPr>
+        <w:ind w:left="720" w:hanging="360"/>
+      </w:pPr>
+      <w:rPr>
+        <w:rFonts w:ascii="Symbol" w:hAnsi="Symbol" w:hint="default"/>
+      </w:rPr>
+    </w:lvl>
+    <w:lvl w:ilvl="1" w:tplc="40090003" w:tentative="1">
+      <w:start w:val="1"/>
+      <w:numFmt w:val="bullet"/>
+      <w:lvlText w:val="o"/>
+      <w:lvlJc w:val="left"/>
+      <w:pPr>
+        <w:ind w:left="1440" w:hanging="360"/>
+      </w:pPr>
+      <w:rPr>
+        <w:rFonts w:ascii="Courier New" w:hAnsi="Courier New" w:cs="Courier New" w:hint="default"/>
+      </w:rPr>
+    </w:lvl>
+    <w:lvl w:ilvl="2" w:tplc="40090005" w:tentative="1">
+      <w:start w:val="1"/>
+      <w:numFmt w:val="bullet"/>
+      <w:lvlText w:val=""/>
+      <w:lvlJc w:val="left"/>
+      <w:pPr>
+        <w:ind w:left="2160" w:hanging="360"/>
+      </w:pPr>
+      <w:rPr>
+        <w:rFonts w:ascii="Wingdings" w:hAnsi="Wingdings" w:hint="default"/>
+      </w:rPr>
+    </w:lvl>
+    <w:lvl w:ilvl="3" w:tplc="40090001" w:tentative="1">
+      <w:start w:val="1"/>
+      <w:numFmt w:val="bullet"/>
+      <w:lvlText w:val=""/>
+      <w:lvlJc w:val="left"/>
+      <w:pPr>
+        <w:ind w:left="2880" w:hanging="360"/>
+      </w:pPr>
+      <w:rPr>
+        <w:rFonts w:ascii="Symbol" w:hAnsi="Symbol" w:hint="default"/>
+      </w:rPr>
+    </w:lvl>
+    <w:lvl w:ilvl="4" w:tplc="40090003" w:tentative="1">
+      <w:start w:val="1"/>
+      <w:numFmt w:val="bullet"/>
+      <w:lvlText w:val="o"/>
+      <w:lvlJc w:val="left"/>
+      <w:pPr>
+        <w:ind w:left="3600" w:hanging="360"/>
+      </w:pPr>
+      <w:rPr>
+        <w:rFonts w:ascii="Courier New" w:hAnsi="Courier New" w:cs="Courier New" w:hint="default"/>
+      </w:rPr>
+    </w:lvl>
+    <w:lvl w:ilvl="5" w:tplc="40090005" w:tentative="1">
+      <w:start w:val="1"/>
+      <w:numFmt w:val="bullet"/>
+      <w:lvlText w:val=""/>
+      <w:lvlJc w:val="left"/>
+      <w:pPr>
+        <w:ind w:left="4320" w:hanging="360"/>
+      </w:pPr>
+      <w:rPr>
+        <w:rFonts w:ascii="Wingdings" w:hAnsi="Wingdings" w:hint="default"/>
+      </w:rPr>
+    </w:lvl>
+    <w:lvl w:ilvl="6" w:tplc="40090001" w:tentative="1">
+      <w:start w:val="1"/>
+      <w:numFmt w:val="bullet"/>
+      <w:lvlText w:val=""/>
+      <w:lvlJc w:val="left"/>
+      <w:pPr>
+        <w:ind w:left="5040" w:hanging="360"/>
+      </w:pPr>
+      <w:rPr>
+        <w:rFonts w:ascii="Symbol" w:hAnsi="Symbol" w:hint="default"/>
+      </w:rPr>
+    </w:lvl>
+    <w:lvl w:ilvl="7" w:tplc="40090003" w:tentative="1">
+      <w:start w:val="1"/>
+      <w:numFmt w:val="bullet"/>
+      <w:lvlText w:val="o"/>
+      <w:lvlJc w:val="left"/>
+      <w:pPr>
+        <w:ind w:left="5760" w:hanging="360"/>
+      </w:pPr>
+      <w:rPr>
+        <w:rFonts w:ascii="Courier New" w:hAnsi="Courier New" w:cs="Courier New" w:hint="default"/>
+      </w:rPr>
+    </w:lvl>
+    <w:lvl w:ilvl="8" w:tplc="40090005" w:tentative="1">
+      <w:start w:val="1"/>
+      <w:numFmt w:val="bullet"/>
+      <w:lvlText w:val=""/>
+      <w:lvlJc w:val="left"/>
+      <w:pPr>
+        <w:ind w:left="6480" w:hanging="360"/>
+      </w:pPr>
+      <w:rPr>
+        <w:rFonts w:ascii="Wingdings" w:hAnsi="Wingdings" w:hint="default"/>
+      </w:rPr>
+    </w:lvl>
+  </w:abstractNum>
+  <w:abstractNum w:abstractNumId="3" w15:restartNumberingAfterBreak="0">
     <w:nsid w:val="1BBB7FC6"/>
     <w:multiLevelType w:val="multilevel"/>
     <w:tmpl w:val="2CB48336"/>
@@ -2463,7 +2777,7 @@
       </w:rPr>
     </w:lvl>
   </w:abstractNum>
-  <w:abstractNum w:abstractNumId="2" w15:restartNumberingAfterBreak="0">
+  <w:abstractNum w:abstractNumId="4" w15:restartNumberingAfterBreak="0">
     <w:nsid w:val="202014CF"/>
     <w:multiLevelType w:val="multilevel"/>
     <w:tmpl w:val="119CD282"/>
@@ -2612,7 +2926,7 @@
       </w:rPr>
     </w:lvl>
   </w:abstractNum>
-  <w:abstractNum w:abstractNumId="3" w15:restartNumberingAfterBreak="0">
+  <w:abstractNum w:abstractNumId="5" w15:restartNumberingAfterBreak="0">
     <w:nsid w:val="2185198F"/>
     <w:multiLevelType w:val="multilevel"/>
     <w:tmpl w:val="659C89E2"/>
@@ -2761,7 +3075,7 @@
       </w:rPr>
     </w:lvl>
   </w:abstractNum>
-  <w:abstractNum w:abstractNumId="4" w15:restartNumberingAfterBreak="0">
+  <w:abstractNum w:abstractNumId="6" w15:restartNumberingAfterBreak="0">
     <w:nsid w:val="3D326790"/>
     <w:multiLevelType w:val="multilevel"/>
     <w:tmpl w:val="8BF0E87C"/>
@@ -2910,7 +3224,7 @@
       </w:rPr>
     </w:lvl>
   </w:abstractNum>
-  <w:abstractNum w:abstractNumId="5" w15:restartNumberingAfterBreak="0">
+  <w:abstractNum w:abstractNumId="7" w15:restartNumberingAfterBreak="0">
     <w:nsid w:val="4EE0310B"/>
     <w:multiLevelType w:val="multilevel"/>
     <w:tmpl w:val="5CD0FDE6"/>
@@ -3059,7 +3373,7 @@
       </w:rPr>
     </w:lvl>
   </w:abstractNum>
-  <w:abstractNum w:abstractNumId="6" w15:restartNumberingAfterBreak="0">
+  <w:abstractNum w:abstractNumId="8" w15:restartNumberingAfterBreak="0">
     <w:nsid w:val="5298659E"/>
     <w:multiLevelType w:val="multilevel"/>
     <w:tmpl w:val="3D72D260"/>
@@ -3208,7 +3522,346 @@
       </w:rPr>
     </w:lvl>
   </w:abstractNum>
-  <w:abstractNum w:abstractNumId="7" w15:restartNumberingAfterBreak="0">
+  <w:abstractNum w:abstractNumId="9" w15:restartNumberingAfterBreak="0">
+    <w:nsid w:val="531044DC"/>
+    <w:multiLevelType w:val="multilevel"/>
+    <w:tmpl w:val="B9DE145E"/>
+    <w:lvl w:ilvl="0">
+      <w:start w:val="1"/>
+      <w:numFmt w:val="decimal"/>
+      <w:lvlText w:val="%1."/>
+      <w:lvlJc w:val="left"/>
+      <w:pPr>
+        <w:tabs>
+          <w:tab w:val="num" w:pos="720"/>
+        </w:tabs>
+        <w:ind w:left="720" w:hanging="360"/>
+      </w:pPr>
+    </w:lvl>
+    <w:lvl w:ilvl="1" w:tentative="1">
+      <w:start w:val="1"/>
+      <w:numFmt w:val="decimal"/>
+      <w:lvlText w:val="%2."/>
+      <w:lvlJc w:val="left"/>
+      <w:pPr>
+        <w:tabs>
+          <w:tab w:val="num" w:pos="1440"/>
+        </w:tabs>
+        <w:ind w:left="1440" w:hanging="360"/>
+      </w:pPr>
+    </w:lvl>
+    <w:lvl w:ilvl="2" w:tentative="1">
+      <w:start w:val="1"/>
+      <w:numFmt w:val="decimal"/>
+      <w:lvlText w:val="%3."/>
+      <w:lvlJc w:val="left"/>
+      <w:pPr>
+        <w:tabs>
+          <w:tab w:val="num" w:pos="2160"/>
+        </w:tabs>
+        <w:ind w:left="2160" w:hanging="360"/>
+      </w:pPr>
+    </w:lvl>
+    <w:lvl w:ilvl="3" w:tentative="1">
+      <w:start w:val="1"/>
+      <w:numFmt w:val="decimal"/>
+      <w:lvlText w:val="%4."/>
+      <w:lvlJc w:val="left"/>
+      <w:pPr>
+        <w:tabs>
+          <w:tab w:val="num" w:pos="2880"/>
+        </w:tabs>
+        <w:ind w:left="2880" w:hanging="360"/>
+      </w:pPr>
+    </w:lvl>
+    <w:lvl w:ilvl="4" w:tentative="1">
+      <w:start w:val="1"/>
+      <w:numFmt w:val="decimal"/>
+      <w:lvlText w:val="%5."/>
+      <w:lvlJc w:val="left"/>
+      <w:pPr>
+        <w:tabs>
+          <w:tab w:val="num" w:pos="3600"/>
+        </w:tabs>
+        <w:ind w:left="3600" w:hanging="360"/>
+      </w:pPr>
+    </w:lvl>
+    <w:lvl w:ilvl="5" w:tentative="1">
+      <w:start w:val="1"/>
+      <w:numFmt w:val="decimal"/>
+      <w:lvlText w:val="%6."/>
+      <w:lvlJc w:val="left"/>
+      <w:pPr>
+        <w:tabs>
+          <w:tab w:val="num" w:pos="4320"/>
+        </w:tabs>
+        <w:ind w:left="4320" w:hanging="360"/>
+      </w:pPr>
+    </w:lvl>
+    <w:lvl w:ilvl="6" w:tentative="1">
+      <w:start w:val="1"/>
+      <w:numFmt w:val="decimal"/>
+      <w:lvlText w:val="%7."/>
+      <w:lvlJc w:val="left"/>
+      <w:pPr>
+        <w:tabs>
+          <w:tab w:val="num" w:pos="5040"/>
+        </w:tabs>
+        <w:ind w:left="5040" w:hanging="360"/>
+      </w:pPr>
+    </w:lvl>
+    <w:lvl w:ilvl="7" w:tentative="1">
+      <w:start w:val="1"/>
+      <w:numFmt w:val="decimal"/>
+      <w:lvlText w:val="%8."/>
+      <w:lvlJc w:val="left"/>
+      <w:pPr>
+        <w:tabs>
+          <w:tab w:val="num" w:pos="5760"/>
+        </w:tabs>
+        <w:ind w:left="5760" w:hanging="360"/>
+      </w:pPr>
+    </w:lvl>
+    <w:lvl w:ilvl="8" w:tentative="1">
+      <w:start w:val="1"/>
+      <w:numFmt w:val="decimal"/>
+      <w:lvlText w:val="%9."/>
+      <w:lvlJc w:val="left"/>
+      <w:pPr>
+        <w:tabs>
+          <w:tab w:val="num" w:pos="6480"/>
+        </w:tabs>
+        <w:ind w:left="6480" w:hanging="360"/>
+      </w:pPr>
+    </w:lvl>
+  </w:abstractNum>
+  <w:abstractNum w:abstractNumId="10" w15:restartNumberingAfterBreak="0">
+    <w:nsid w:val="5A38679D"/>
+    <w:multiLevelType w:val="hybridMultilevel"/>
+    <w:tmpl w:val="6CB0370A"/>
+    <w:lvl w:ilvl="0" w:tplc="40090001">
+      <w:start w:val="1"/>
+      <w:numFmt w:val="bullet"/>
+      <w:lvlText w:val=""/>
+      <w:lvlJc w:val="left"/>
+      <w:pPr>
+        <w:ind w:left="720" w:hanging="360"/>
+      </w:pPr>
+      <w:rPr>
+        <w:rFonts w:ascii="Symbol" w:hAnsi="Symbol" w:hint="default"/>
+      </w:rPr>
+    </w:lvl>
+    <w:lvl w:ilvl="1" w:tplc="40090003" w:tentative="1">
+      <w:start w:val="1"/>
+      <w:numFmt w:val="bullet"/>
+      <w:lvlText w:val="o"/>
+      <w:lvlJc w:val="left"/>
+      <w:pPr>
+        <w:ind w:left="1440" w:hanging="360"/>
+      </w:pPr>
+      <w:rPr>
+        <w:rFonts w:ascii="Courier New" w:hAnsi="Courier New" w:cs="Courier New" w:hint="default"/>
+      </w:rPr>
+    </w:lvl>
+    <w:lvl w:ilvl="2" w:tplc="40090005" w:tentative="1">
+      <w:start w:val="1"/>
+      <w:numFmt w:val="bullet"/>
+      <w:lvlText w:val=""/>
+      <w:lvlJc w:val="left"/>
+      <w:pPr>
+        <w:ind w:left="2160" w:hanging="360"/>
+      </w:pPr>
+      <w:rPr>
+        <w:rFonts w:ascii="Wingdings" w:hAnsi="Wingdings" w:hint="default"/>
+      </w:rPr>
+    </w:lvl>
+    <w:lvl w:ilvl="3" w:tplc="40090001" w:tentative="1">
+      <w:start w:val="1"/>
+      <w:numFmt w:val="bullet"/>
+      <w:lvlText w:val=""/>
+      <w:lvlJc w:val="left"/>
+      <w:pPr>
+        <w:ind w:left="2880" w:hanging="360"/>
+      </w:pPr>
+      <w:rPr>
+        <w:rFonts w:ascii="Symbol" w:hAnsi="Symbol" w:hint="default"/>
+      </w:rPr>
+    </w:lvl>
+    <w:lvl w:ilvl="4" w:tplc="40090003" w:tentative="1">
+      <w:start w:val="1"/>
+      <w:numFmt w:val="bullet"/>
+      <w:lvlText w:val="o"/>
+      <w:lvlJc w:val="left"/>
+      <w:pPr>
+        <w:ind w:left="3600" w:hanging="360"/>
+      </w:pPr>
+      <w:rPr>
+        <w:rFonts w:ascii="Courier New" w:hAnsi="Courier New" w:cs="Courier New" w:hint="default"/>
+      </w:rPr>
+    </w:lvl>
+    <w:lvl w:ilvl="5" w:tplc="40090005" w:tentative="1">
+      <w:start w:val="1"/>
+      <w:numFmt w:val="bullet"/>
+      <w:lvlText w:val=""/>
+      <w:lvlJc w:val="left"/>
+      <w:pPr>
+        <w:ind w:left="4320" w:hanging="360"/>
+      </w:pPr>
+      <w:rPr>
+        <w:rFonts w:ascii="Wingdings" w:hAnsi="Wingdings" w:hint="default"/>
+      </w:rPr>
+    </w:lvl>
+    <w:lvl w:ilvl="6" w:tplc="40090001" w:tentative="1">
+      <w:start w:val="1"/>
+      <w:numFmt w:val="bullet"/>
+      <w:lvlText w:val=""/>
+      <w:lvlJc w:val="left"/>
+      <w:pPr>
+        <w:ind w:left="5040" w:hanging="360"/>
+      </w:pPr>
+      <w:rPr>
+        <w:rFonts w:ascii="Symbol" w:hAnsi="Symbol" w:hint="default"/>
+      </w:rPr>
+    </w:lvl>
+    <w:lvl w:ilvl="7" w:tplc="40090003" w:tentative="1">
+      <w:start w:val="1"/>
+      <w:numFmt w:val="bullet"/>
+      <w:lvlText w:val="o"/>
+      <w:lvlJc w:val="left"/>
+      <w:pPr>
+        <w:ind w:left="5760" w:hanging="360"/>
+      </w:pPr>
+      <w:rPr>
+        <w:rFonts w:ascii="Courier New" w:hAnsi="Courier New" w:cs="Courier New" w:hint="default"/>
+      </w:rPr>
+    </w:lvl>
+    <w:lvl w:ilvl="8" w:tplc="40090005" w:tentative="1">
+      <w:start w:val="1"/>
+      <w:numFmt w:val="bullet"/>
+      <w:lvlText w:val=""/>
+      <w:lvlJc w:val="left"/>
+      <w:pPr>
+        <w:ind w:left="6480" w:hanging="360"/>
+      </w:pPr>
+      <w:rPr>
+        <w:rFonts w:ascii="Wingdings" w:hAnsi="Wingdings" w:hint="default"/>
+      </w:rPr>
+    </w:lvl>
+  </w:abstractNum>
+  <w:abstractNum w:abstractNumId="11" w15:restartNumberingAfterBreak="0">
+    <w:nsid w:val="6A81254A"/>
+    <w:multiLevelType w:val="hybridMultilevel"/>
+    <w:tmpl w:val="4F864DF4"/>
+    <w:lvl w:ilvl="0" w:tplc="40090001">
+      <w:start w:val="1"/>
+      <w:numFmt w:val="bullet"/>
+      <w:lvlText w:val=""/>
+      <w:lvlJc w:val="left"/>
+      <w:pPr>
+        <w:ind w:left="720" w:hanging="360"/>
+      </w:pPr>
+      <w:rPr>
+        <w:rFonts w:ascii="Symbol" w:hAnsi="Symbol" w:hint="default"/>
+      </w:rPr>
+    </w:lvl>
+    <w:lvl w:ilvl="1" w:tplc="40090003" w:tentative="1">
+      <w:start w:val="1"/>
+      <w:numFmt w:val="bullet"/>
+      <w:lvlText w:val="o"/>
+      <w:lvlJc w:val="left"/>
+      <w:pPr>
+        <w:ind w:left="1440" w:hanging="360"/>
+      </w:pPr>
+      <w:rPr>
+        <w:rFonts w:ascii="Courier New" w:hAnsi="Courier New" w:cs="Courier New" w:hint="default"/>
+      </w:rPr>
+    </w:lvl>
+    <w:lvl w:ilvl="2" w:tplc="40090005" w:tentative="1">
+      <w:start w:val="1"/>
+      <w:numFmt w:val="bullet"/>
+      <w:lvlText w:val=""/>
+      <w:lvlJc w:val="left"/>
+      <w:pPr>
+        <w:ind w:left="2160" w:hanging="360"/>
+      </w:pPr>
+      <w:rPr>
+        <w:rFonts w:ascii="Wingdings" w:hAnsi="Wingdings" w:hint="default"/>
+      </w:rPr>
+    </w:lvl>
+    <w:lvl w:ilvl="3" w:tplc="40090001" w:tentative="1">
+      <w:start w:val="1"/>
+      <w:numFmt w:val="bullet"/>
+      <w:lvlText w:val=""/>
+      <w:lvlJc w:val="left"/>
+      <w:pPr>
+        <w:ind w:left="2880" w:hanging="360"/>
+      </w:pPr>
+      <w:rPr>
+        <w:rFonts w:ascii="Symbol" w:hAnsi="Symbol" w:hint="default"/>
+      </w:rPr>
+    </w:lvl>
+    <w:lvl w:ilvl="4" w:tplc="40090003" w:tentative="1">
+      <w:start w:val="1"/>
+      <w:numFmt w:val="bullet"/>
+      <w:lvlText w:val="o"/>
+      <w:lvlJc w:val="left"/>
+      <w:pPr>
+        <w:ind w:left="3600" w:hanging="360"/>
+      </w:pPr>
+      <w:rPr>
+        <w:rFonts w:ascii="Courier New" w:hAnsi="Courier New" w:cs="Courier New" w:hint="default"/>
+      </w:rPr>
+    </w:lvl>
+    <w:lvl w:ilvl="5" w:tplc="40090005" w:tentative="1">
+      <w:start w:val="1"/>
+      <w:numFmt w:val="bullet"/>
+      <w:lvlText w:val=""/>
+      <w:lvlJc w:val="left"/>
+      <w:pPr>
+        <w:ind w:left="4320" w:hanging="360"/>
+      </w:pPr>
+      <w:rPr>
+        <w:rFonts w:ascii="Wingdings" w:hAnsi="Wingdings" w:hint="default"/>
+      </w:rPr>
+    </w:lvl>
+    <w:lvl w:ilvl="6" w:tplc="40090001" w:tentative="1">
+      <w:start w:val="1"/>
+      <w:numFmt w:val="bullet"/>
+      <w:lvlText w:val=""/>
+      <w:lvlJc w:val="left"/>
+      <w:pPr>
+        <w:ind w:left="5040" w:hanging="360"/>
+      </w:pPr>
+      <w:rPr>
+        <w:rFonts w:ascii="Symbol" w:hAnsi="Symbol" w:hint="default"/>
+      </w:rPr>
+    </w:lvl>
+    <w:lvl w:ilvl="7" w:tplc="40090003" w:tentative="1">
+      <w:start w:val="1"/>
+      <w:numFmt w:val="bullet"/>
+      <w:lvlText w:val="o"/>
+      <w:lvlJc w:val="left"/>
+      <w:pPr>
+        <w:ind w:left="5760" w:hanging="360"/>
+      </w:pPr>
+      <w:rPr>
+        <w:rFonts w:ascii="Courier New" w:hAnsi="Courier New" w:cs="Courier New" w:hint="default"/>
+      </w:rPr>
+    </w:lvl>
+    <w:lvl w:ilvl="8" w:tplc="40090005" w:tentative="1">
+      <w:start w:val="1"/>
+      <w:numFmt w:val="bullet"/>
+      <w:lvlText w:val=""/>
+      <w:lvlJc w:val="left"/>
+      <w:pPr>
+        <w:ind w:left="6480" w:hanging="360"/>
+      </w:pPr>
+      <w:rPr>
+        <w:rFonts w:ascii="Wingdings" w:hAnsi="Wingdings" w:hint="default"/>
+      </w:rPr>
+    </w:lvl>
+  </w:abstractNum>
+  <w:abstractNum w:abstractNumId="12" w15:restartNumberingAfterBreak="0">
     <w:nsid w:val="6B2252E1"/>
     <w:multiLevelType w:val="multilevel"/>
     <w:tmpl w:val="B540CBE6"/>
@@ -3357,7 +4010,120 @@
       </w:rPr>
     </w:lvl>
   </w:abstractNum>
-  <w:abstractNum w:abstractNumId="8" w15:restartNumberingAfterBreak="0">
+  <w:abstractNum w:abstractNumId="13" w15:restartNumberingAfterBreak="0">
+    <w:nsid w:val="7076270C"/>
+    <w:multiLevelType w:val="hybridMultilevel"/>
+    <w:tmpl w:val="5B5C452C"/>
+    <w:lvl w:ilvl="0" w:tplc="4009000B">
+      <w:start w:val="1"/>
+      <w:numFmt w:val="bullet"/>
+      <w:lvlText w:val=""/>
+      <w:lvlJc w:val="left"/>
+      <w:pPr>
+        <w:ind w:left="1440" w:hanging="360"/>
+      </w:pPr>
+      <w:rPr>
+        <w:rFonts w:ascii="Wingdings" w:hAnsi="Wingdings" w:hint="default"/>
+      </w:rPr>
+    </w:lvl>
+    <w:lvl w:ilvl="1" w:tplc="40090003" w:tentative="1">
+      <w:start w:val="1"/>
+      <w:numFmt w:val="bullet"/>
+      <w:lvlText w:val="o"/>
+      <w:lvlJc w:val="left"/>
+      <w:pPr>
+        <w:ind w:left="2160" w:hanging="360"/>
+      </w:pPr>
+      <w:rPr>
+        <w:rFonts w:ascii="Courier New" w:hAnsi="Courier New" w:cs="Courier New" w:hint="default"/>
+      </w:rPr>
+    </w:lvl>
+    <w:lvl w:ilvl="2" w:tplc="40090005" w:tentative="1">
+      <w:start w:val="1"/>
+      <w:numFmt w:val="bullet"/>
+      <w:lvlText w:val=""/>
+      <w:lvlJc w:val="left"/>
+      <w:pPr>
+        <w:ind w:left="2880" w:hanging="360"/>
+      </w:pPr>
+      <w:rPr>
+        <w:rFonts w:ascii="Wingdings" w:hAnsi="Wingdings" w:hint="default"/>
+      </w:rPr>
+    </w:lvl>
+    <w:lvl w:ilvl="3" w:tplc="40090001" w:tentative="1">
+      <w:start w:val="1"/>
+      <w:numFmt w:val="bullet"/>
+      <w:lvlText w:val=""/>
+      <w:lvlJc w:val="left"/>
+      <w:pPr>
+        <w:ind w:left="3600" w:hanging="360"/>
+      </w:pPr>
+      <w:rPr>
+        <w:rFonts w:ascii="Symbol" w:hAnsi="Symbol" w:hint="default"/>
+      </w:rPr>
+    </w:lvl>
+    <w:lvl w:ilvl="4" w:tplc="40090003" w:tentative="1">
+      <w:start w:val="1"/>
+      <w:numFmt w:val="bullet"/>
+      <w:lvlText w:val="o"/>
+      <w:lvlJc w:val="left"/>
+      <w:pPr>
+        <w:ind w:left="4320" w:hanging="360"/>
+      </w:pPr>
+      <w:rPr>
+        <w:rFonts w:ascii="Courier New" w:hAnsi="Courier New" w:cs="Courier New" w:hint="default"/>
+      </w:rPr>
+    </w:lvl>
+    <w:lvl w:ilvl="5" w:tplc="40090005" w:tentative="1">
+      <w:start w:val="1"/>
+      <w:numFmt w:val="bullet"/>
+      <w:lvlText w:val=""/>
+      <w:lvlJc w:val="left"/>
+      <w:pPr>
+        <w:ind w:left="5040" w:hanging="360"/>
+      </w:pPr>
+      <w:rPr>
+        <w:rFonts w:ascii="Wingdings" w:hAnsi="Wingdings" w:hint="default"/>
+      </w:rPr>
+    </w:lvl>
+    <w:lvl w:ilvl="6" w:tplc="40090001" w:tentative="1">
+      <w:start w:val="1"/>
+      <w:numFmt w:val="bullet"/>
+      <w:lvlText w:val=""/>
+      <w:lvlJc w:val="left"/>
+      <w:pPr>
+        <w:ind w:left="5760" w:hanging="360"/>
+      </w:pPr>
+      <w:rPr>
+        <w:rFonts w:ascii="Symbol" w:hAnsi="Symbol" w:hint="default"/>
+      </w:rPr>
+    </w:lvl>
+    <w:lvl w:ilvl="7" w:tplc="40090003" w:tentative="1">
+      <w:start w:val="1"/>
+      <w:numFmt w:val="bullet"/>
+      <w:lvlText w:val="o"/>
+      <w:lvlJc w:val="left"/>
+      <w:pPr>
+        <w:ind w:left="6480" w:hanging="360"/>
+      </w:pPr>
+      <w:rPr>
+        <w:rFonts w:ascii="Courier New" w:hAnsi="Courier New" w:cs="Courier New" w:hint="default"/>
+      </w:rPr>
+    </w:lvl>
+    <w:lvl w:ilvl="8" w:tplc="40090005" w:tentative="1">
+      <w:start w:val="1"/>
+      <w:numFmt w:val="bullet"/>
+      <w:lvlText w:val=""/>
+      <w:lvlJc w:val="left"/>
+      <w:pPr>
+        <w:ind w:left="7200" w:hanging="360"/>
+      </w:pPr>
+      <w:rPr>
+        <w:rFonts w:ascii="Wingdings" w:hAnsi="Wingdings" w:hint="default"/>
+      </w:rPr>
+    </w:lvl>
+  </w:abstractNum>
+  <w:abstractNum w:abstractNumId="14" w15:restartNumberingAfterBreak="0">
     <w:nsid w:val="75406B73"/>
     <w:multiLevelType w:val="multilevel"/>
     <w:tmpl w:val="CC322EFC"/>
@@ -3471,31 +4237,49 @@
     </w:lvl>
   </w:abstractNum>
   <w:num w:numId="1" w16cid:durableId="917517926">
+    <w:abstractNumId w:val="8"/>
+  </w:num>
+  <w:num w:numId="2" w16cid:durableId="872839910">
+    <w:abstractNumId w:val="4"/>
+  </w:num>
+  <w:num w:numId="3" w16cid:durableId="211577146">
+    <w:abstractNumId w:val="3"/>
+  </w:num>
+  <w:num w:numId="4" w16cid:durableId="382145860">
+    <w:abstractNumId w:val="5"/>
+  </w:num>
+  <w:num w:numId="5" w16cid:durableId="39139236">
+    <w:abstractNumId w:val="14"/>
+  </w:num>
+  <w:num w:numId="6" w16cid:durableId="1108507998">
     <w:abstractNumId w:val="6"/>
   </w:num>
-  <w:num w:numId="2" w16cid:durableId="872839910">
-    <w:abstractNumId w:val="2"/>
-  </w:num>
-  <w:num w:numId="3" w16cid:durableId="211577146">
-    <w:abstractNumId w:val="1"/>
-  </w:num>
-  <w:num w:numId="4" w16cid:durableId="382145860">
-    <w:abstractNumId w:val="3"/>
-  </w:num>
-  <w:num w:numId="5" w16cid:durableId="39139236">
-    <w:abstractNumId w:val="8"/>
-  </w:num>
-  <w:num w:numId="6" w16cid:durableId="1108507998">
-    <w:abstractNumId w:val="4"/>
-  </w:num>
   <w:num w:numId="7" w16cid:durableId="86468935">
-    <w:abstractNumId w:val="5"/>
+    <w:abstractNumId w:val="7"/>
   </w:num>
   <w:num w:numId="8" w16cid:durableId="139856398">
     <w:abstractNumId w:val="0"/>
   </w:num>
   <w:num w:numId="9" w16cid:durableId="1859000418">
-    <w:abstractNumId w:val="7"/>
+    <w:abstractNumId w:val="12"/>
+  </w:num>
+  <w:num w:numId="10" w16cid:durableId="1325083007">
+    <w:abstractNumId w:val="9"/>
+  </w:num>
+  <w:num w:numId="11" w16cid:durableId="916943908">
+    <w:abstractNumId w:val="11"/>
+  </w:num>
+  <w:num w:numId="12" w16cid:durableId="268926397">
+    <w:abstractNumId w:val="2"/>
+  </w:num>
+  <w:num w:numId="13" w16cid:durableId="1365517804">
+    <w:abstractNumId w:val="1"/>
+  </w:num>
+  <w:num w:numId="14" w16cid:durableId="237206412">
+    <w:abstractNumId w:val="13"/>
+  </w:num>
+  <w:num w:numId="15" w16cid:durableId="84228094">
+    <w:abstractNumId w:val="10"/>
   </w:num>
 </w:numbering>
 </file>
@@ -4102,6 +4886,7 @@
   <w:style w:type="character" w:default="1" w:styleId="DefaultParagraphFont">
     <w:name w:val="Default Paragraph Font"/>
     <w:uiPriority w:val="1"/>
+    <w:semiHidden/>
     <w:unhideWhenUsed/>
   </w:style>
   <w:style w:type="table" w:default="1" w:styleId="TableNormal">
@@ -4412,6 +5197,29 @@
       <w:smallCaps/>
       <w:color w:val="0F4761" w:themeColor="accent1" w:themeShade="BF"/>
       <w:spacing w:val="5"/>
+    </w:rPr>
+  </w:style>
+  <w:style w:type="character" w:styleId="Hyperlink">
+    <w:name w:val="Hyperlink"/>
+    <w:basedOn w:val="DefaultParagraphFont"/>
+    <w:uiPriority w:val="99"/>
+    <w:unhideWhenUsed/>
+    <w:rsid w:val="00E9190E"/>
+    <w:rPr>
+      <w:color w:val="467886" w:themeColor="hyperlink"/>
+      <w:u w:val="single"/>
+    </w:rPr>
+  </w:style>
+  <w:style w:type="character" w:styleId="UnresolvedMention">
+    <w:name w:val="Unresolved Mention"/>
+    <w:basedOn w:val="DefaultParagraphFont"/>
+    <w:uiPriority w:val="99"/>
+    <w:semiHidden/>
+    <w:unhideWhenUsed/>
+    <w:rsid w:val="00E9190E"/>
+    <w:rPr>
+      <w:color w:val="605E5C"/>
+      <w:shd w:val="clear" w:color="auto" w:fill="E1DFDD"/>
     </w:rPr>
   </w:style>
 </w:styles>
@@ -4730,4 +5538,16 @@
     </a:ext>
   </a:extLst>
 </a:theme>
+</file>
+
+<file path=customXml/item1.xml><?xml version="1.0" encoding="utf-8"?>
+<b:Sources xmlns:b="http://schemas.openxmlformats.org/officeDocument/2006/bibliography" xmlns="http://schemas.openxmlformats.org/officeDocument/2006/bibliography" SelectedStyle="\APASixthEditionOfficeOnline.xsl" StyleName="APA" Version="6"/>
+</file>
+
+<file path=customXml/itemProps1.xml><?xml version="1.0" encoding="utf-8"?>
+<ds:datastoreItem xmlns:ds="http://schemas.openxmlformats.org/officeDocument/2006/customXml" ds:itemID="{6A11CAA7-AE0A-4D44-9CF1-AE1460715612}">
+  <ds:schemaRefs>
+    <ds:schemaRef ds:uri="http://schemas.openxmlformats.org/officeDocument/2006/bibliography"/>
+  </ds:schemaRefs>
+</ds:datastoreItem>
 </file>